--- a/svoyo-delo/대본/6부/01화_Devalvatsiya.docx
+++ b/svoyo-delo/대본/6부/01화_Devalvatsiya.docx
@@ -943,7 +943,7 @@
         <w:t xml:space="preserve"> </w:t>
       </w:r>
       <w:r>
-        <w:t xml:space="preserve">- 규칙: 지문 없음. 전 화 100% 「화자명: 대사」. 1턴 18단어 이내 + 긴 턴 10~15회(30~55단어). 문법 초점(B2+): 비율·포인트(три пункта; на тридцать один процент), 비교(дороже в два и две десятых раза), 조건(Если Седжин ничего не несёт…), 대조(Не из жалости — из расчёта).</w:t>
+        <w:t xml:space="preserve">- 규칙: 지문 없음. 전 화 100% 「화자명: 대사」. 1턴 24단어 이내 + 긴 턴 10~15회(35~60단어). 문법 초점(B2+): 비율·포인트(три пункта; на тридцать один процент), 비교(дороже в два и две десятых раза), 조건(Если Седжин ничего не несёт…), 대조(Не из жалости — из расчёта).</w:t>
       </w:r>
       <w:r>
         <w:t xml:space="preserve"> </w:t>
@@ -1353,119 +1353,119 @@
         <w:pStyle w:val="FirstParagraph"/>
       </w:pPr>
       <w:r>
-        <w:t xml:space="preserve">KIRILL: Бейджи готовы. Имя и город. Крупно. Пять партнёров. Пять городов. Первый раз — все вместе.</w:t>
-      </w:r>
-    </w:p>
-    <w:p>
-      <w:pPr>
-        <w:pStyle w:val="BodyText"/>
-      </w:pPr>
-      <w:r>
-        <w:t xml:space="preserve">IRINA: Десять минут. Марина придёт ровно в десять. Не раньше.</w:t>
-      </w:r>
-    </w:p>
-    <w:p>
-      <w:pPr>
-        <w:pStyle w:val="BodyText"/>
-      </w:pPr>
-      <w:r>
-        <w:t xml:space="preserve">DIMA: А Рустем Галимзянович — раньше. Он уже внизу. С коробкой.</w:t>
-      </w:r>
-    </w:p>
-    <w:p>
-      <w:pPr>
-        <w:pStyle w:val="BodyText"/>
-      </w:pPr>
-      <w:r>
-        <w:t xml:space="preserve">RUSTEM: Ассаляму алейкум. Чак-чак. Из Казани. Без чая разговор о курсе — это не разговор. Это паника.</w:t>
-      </w:r>
-    </w:p>
-    <w:p>
-      <w:pPr>
-        <w:pStyle w:val="BodyText"/>
-      </w:pPr>
-      <w:r>
-        <w:t xml:space="preserve">ZAVODCHIKOV: Заводчиков. Урал. Я в Москве первый раз за десять лет. Шумно. Где тут сесть, чтобы видеть всех?</w:t>
-      </w:r>
-    </w:p>
-    <w:p>
-      <w:pPr>
-        <w:pStyle w:val="BodyText"/>
-      </w:pPr>
-      <w:r>
-        <w:t xml:space="preserve">TKACH: Ткач. Владивосток. Девять часов лёта. Я привёз крабов. Замороженных. Ирина Сергеевна, это не взятка. Это климат.</w:t>
-      </w:r>
-    </w:p>
-    <w:p>
-      <w:pPr>
-        <w:pStyle w:val="BodyText"/>
-      </w:pPr>
-      <w:r>
-        <w:t xml:space="preserve">IRINA: Я помню. Положите в холодильник. Рядом с журналом.</w:t>
-      </w:r>
-    </w:p>
-    <w:p>
-      <w:pPr>
-        <w:pStyle w:val="BodyText"/>
-      </w:pPr>
-      <w:r>
-        <w:t xml:space="preserve">KEDROV: Кедров. Новосибирск. «Обь-Фарм». Я самый молодой здесь, да? Тридцать пять. Анатолий Фёдорович меня учил вести журнал.</w:t>
-      </w:r>
-    </w:p>
-    <w:p>
-      <w:pPr>
-        <w:pStyle w:val="BodyText"/>
-      </w:pPr>
-      <w:r>
-        <w:t xml:space="preserve">ZAVODCHIKOV: Учил. Три недели. Он записывал всё. Даже то, что я ругался.</w:t>
-      </w:r>
-    </w:p>
-    <w:p>
-      <w:pPr>
-        <w:pStyle w:val="BodyText"/>
-      </w:pPr>
-      <w:r>
-        <w:t xml:space="preserve">MARINA: Десять ноль-ноль. Лебедева. Петербург. Добрый день всем. Я вижу, вы уже знакомы. Без меня.</w:t>
-      </w:r>
-    </w:p>
-    <w:p>
-      <w:pPr>
-        <w:pStyle w:val="BodyText"/>
-      </w:pPr>
-      <w:r>
-        <w:t xml:space="preserve">ALEKSEY: Марина, вы же сами просили — в понедельник, всех. Садитесь. Это ваша встреча. Ваш пункт.</w:t>
-      </w:r>
-    </w:p>
-    <w:p>
-      <w:pPr>
-        <w:pStyle w:val="BodyText"/>
-      </w:pPr>
-      <w:r>
-        <w:t xml:space="preserve">MARINA: Мой пункт. «Стороны садятся за стол». Вот мы и сели. Пять сторон и одна — «Мост».</w:t>
-      </w:r>
-    </w:p>
-    <w:p>
-      <w:pPr>
-        <w:pStyle w:val="BodyText"/>
-      </w:pPr>
-      <w:r>
-        <w:t xml:space="preserve">OLGA: Шесть сторон. Седжин — седьмая. По видео. Позже.</w:t>
-      </w:r>
-    </w:p>
-    <w:p>
-      <w:pPr>
-        <w:pStyle w:val="BodyText"/>
-      </w:pPr>
-      <w:r>
-        <w:t xml:space="preserve">ALEKSEY: Тогда начнём. Ирина, цифры. Один раз. Для всех.</w:t>
-      </w:r>
-    </w:p>
-    <w:p>
-      <w:pPr>
-        <w:pStyle w:val="BodyText"/>
-      </w:pPr>
-      <w:r>
-        <w:t xml:space="preserve">IRINA: Один раз. Доллар сегодня — сто тридцать один. В пятницу утром был сто.</w:t>
+        <w:t xml:space="preserve">KIRILL: Бейджи готовы, на каждом крупно имя и город. Пять партнёров из пяти городов, и в первый раз все соберутся вместе.</w:t>
+      </w:r>
+    </w:p>
+    <w:p>
+      <w:pPr>
+        <w:pStyle w:val="BodyText"/>
+      </w:pPr>
+      <w:r>
+        <w:t xml:space="preserve">IRINA: У нас ещё десять минут. Марина придёт ровно в десять, она никогда не приходит раньше.</w:t>
+      </w:r>
+    </w:p>
+    <w:p>
+      <w:pPr>
+        <w:pStyle w:val="BodyText"/>
+      </w:pPr>
+      <w:r>
+        <w:t xml:space="preserve">DIMA: А вот Рустем Галимзянович пришёл раньше. Он уже внизу, и у него в руках какая-то коробка.</w:t>
+      </w:r>
+    </w:p>
+    <w:p>
+      <w:pPr>
+        <w:pStyle w:val="BodyText"/>
+      </w:pPr>
+      <w:r>
+        <w:t xml:space="preserve">RUSTEM: Ассаляму алейкум. Я привёз чак-чак из Казани, потому что разговор о курсе без чая — это не разговор, а паника.</w:t>
+      </w:r>
+    </w:p>
+    <w:p>
+      <w:pPr>
+        <w:pStyle w:val="BodyText"/>
+      </w:pPr>
+      <w:r>
+        <w:t xml:space="preserve">ZAVODCHIKOV: Заводчиков, Урал. Я не был в Москве десять лет, и здесь очень шумно. Где мне сесть, чтобы видеть всех?</w:t>
+      </w:r>
+    </w:p>
+    <w:p>
+      <w:pPr>
+        <w:pStyle w:val="BodyText"/>
+      </w:pPr>
+      <w:r>
+        <w:t xml:space="preserve">TKACH: Ткач, Владивосток, девять часов лёта. Я привёз замороженных крабов. Ирина Сергеевна, это не взятка, это просто наш климат.</w:t>
+      </w:r>
+    </w:p>
+    <w:p>
+      <w:pPr>
+        <w:pStyle w:val="BodyText"/>
+      </w:pPr>
+      <w:r>
+        <w:t xml:space="preserve">IRINA: Я помню. Положите их, пожалуйста, в холодильник, рядом с журналом.</w:t>
+      </w:r>
+    </w:p>
+    <w:p>
+      <w:pPr>
+        <w:pStyle w:val="BodyText"/>
+      </w:pPr>
+      <w:r>
+        <w:t xml:space="preserve">KEDROV: Кедров, Новосибирск, «Обь-Фарм». Мне тридцать пять, и я, кажется, самый молодой здесь. Анатолий Фёдорович учил меня вести журнал.</w:t>
+      </w:r>
+    </w:p>
+    <w:p>
+      <w:pPr>
+        <w:pStyle w:val="BodyText"/>
+      </w:pPr>
+      <w:r>
+        <w:t xml:space="preserve">ZAVODCHIKOV: Учил три недели, и он записывал всё подряд, даже то, как я ругался.</w:t>
+      </w:r>
+    </w:p>
+    <w:p>
+      <w:pPr>
+        <w:pStyle w:val="BodyText"/>
+      </w:pPr>
+      <w:r>
+        <w:t xml:space="preserve">MARINA: Десять ноль-ноль. Лебедева, Петербург, добрый день всем. Я вижу, что вы уже познакомились без меня.</w:t>
+      </w:r>
+    </w:p>
+    <w:p>
+      <w:pPr>
+        <w:pStyle w:val="BodyText"/>
+      </w:pPr>
+      <w:r>
+        <w:t xml:space="preserve">ALEKSEY: Марина, вы же сами просили собрать всех в понедельник. Садитесь, пожалуйста, ведь это ваша встреча и ваш пункт.</w:t>
+      </w:r>
+    </w:p>
+    <w:p>
+      <w:pPr>
+        <w:pStyle w:val="BodyText"/>
+      </w:pPr>
+      <w:r>
+        <w:t xml:space="preserve">MARINA: Да, мой пункт: «Стороны садятся за стол». Вот мы и сели — пять сторон и ещё одна, «Мост».</w:t>
+      </w:r>
+    </w:p>
+    <w:p>
+      <w:pPr>
+        <w:pStyle w:val="BodyText"/>
+      </w:pPr>
+      <w:r>
+        <w:t xml:space="preserve">OLGA: Тогда уже шесть сторон, а Седжин будет седьмой. Они подключатся по видео, но позже.</w:t>
+      </w:r>
+    </w:p>
+    <w:p>
+      <w:pPr>
+        <w:pStyle w:val="BodyText"/>
+      </w:pPr>
+      <w:r>
+        <w:t xml:space="preserve">ALEKSEY: Тогда начнём. Ирина, назовите цифры один раз, чтобы все услышали их одинаково.</w:t>
+      </w:r>
+    </w:p>
+    <w:p>
+      <w:pPr>
+        <w:pStyle w:val="BodyText"/>
+      </w:pPr>
+      <w:r>
+        <w:t xml:space="preserve">IRINA: Хорошо, один раз. Доллар сегодня стоит сто тридцать один рубль, а в пятницу утром стоил сто.</w:t>
       </w:r>
     </w:p>
     <w:bookmarkEnd w:id="21"/>
@@ -1483,279 +1483,279 @@
         <w:pStyle w:val="FirstParagraph"/>
       </w:pPr>
       <w:r>
-        <w:t xml:space="preserve">DIMA: Сто тридцать один. Я проверил. Десять минут назад было сто двадцать девять.</w:t>
-      </w:r>
-    </w:p>
-    <w:p>
-      <w:pPr>
-        <w:pStyle w:val="BodyText"/>
-      </w:pPr>
-      <w:r>
-        <w:t xml:space="preserve">IRINA: Итак. Наша курсовая разница. Платёж Седжин через две недели — два миллиона четыреста тысяч долларов. По сегодняшнему курсу — плюс семьдесят четыре миллиона рублей к плану. Это больше, чем наша прибыль за весь прошлый год.</w:t>
-      </w:r>
-    </w:p>
-    <w:p>
-      <w:pPr>
-        <w:pStyle w:val="BodyText"/>
-      </w:pPr>
-      <w:r>
-        <w:t xml:space="preserve">ZAVODCHIKOV: Семьдесят четыре. Цифру понял. Что это значит для шприца? Для одного?</w:t>
-      </w:r>
-    </w:p>
-    <w:p>
-      <w:pPr>
-        <w:pStyle w:val="BodyText"/>
-      </w:pPr>
-      <w:r>
-        <w:t xml:space="preserve">IRINA: Себестоимость шприца растёт на тридцать один процент. Если всё переложить на врача — цена вырастет на треть.</w:t>
-      </w:r>
-    </w:p>
-    <w:p>
-      <w:pPr>
-        <w:pStyle w:val="BodyText"/>
-      </w:pPr>
-      <w:r>
-        <w:t xml:space="preserve">KEDROV: На треть? У меня в Новосибирске клиники и так считают каждый рубль. Они уйдут к серым. Завтра.</w:t>
-      </w:r>
-    </w:p>
-    <w:p>
-      <w:pPr>
-        <w:pStyle w:val="BodyText"/>
-      </w:pPr>
-      <w:r>
-        <w:t xml:space="preserve">TKACH: У меня — не к серым. У меня — в Сеул. Корея рядом, вы помните. Но и Сеул теперь дороже в рублях — вона тоже валюта. Значит, мои пациентки будут сидеть дома. Ни здесь, ни там. Это хуже серых. Это пустые кресла.</w:t>
-      </w:r>
-    </w:p>
-    <w:p>
-      <w:pPr>
-        <w:pStyle w:val="BodyText"/>
-      </w:pPr>
-      <w:r>
-        <w:t xml:space="preserve">RUSTEM: В Казани серые подняли на сорок. В пятницу. Я видел прайс. Мне его прислал племянник Ильдара.</w:t>
-      </w:r>
-    </w:p>
-    <w:p>
-      <w:pPr>
-        <w:pStyle w:val="BodyText"/>
-      </w:pPr>
-      <w:r>
-        <w:t xml:space="preserve">OLGA: Племянник Ильдара? Того Ильдара?</w:t>
-      </w:r>
-    </w:p>
-    <w:p>
-      <w:pPr>
-        <w:pStyle w:val="BodyText"/>
-      </w:pPr>
-      <w:r>
-        <w:t xml:space="preserve">RUSTEM: Того. Он у меня теперь водителем работает. Ушёл от дяди. Сказал: «У дяди журнала нет».</w:t>
-      </w:r>
-    </w:p>
-    <w:p>
-      <w:pPr>
-        <w:pStyle w:val="BodyText"/>
-      </w:pPr>
-      <w:r>
-        <w:t xml:space="preserve">OLGA: Хорошая новость в плохой день.</w:t>
-      </w:r>
-    </w:p>
-    <w:p>
-      <w:pPr>
-        <w:pStyle w:val="BodyText"/>
-      </w:pPr>
-      <w:r>
-        <w:t xml:space="preserve">RUSTEM: В Казани хорошие новости приходят только в плохие дни. Иначе их не замечают.</w:t>
-      </w:r>
-    </w:p>
-    <w:p>
-      <w:pPr>
-        <w:pStyle w:val="BodyText"/>
-      </w:pPr>
-      <w:r>
-        <w:t xml:space="preserve">DIMA: Сорок у серых. Значит, если мы поднимем на тридцать — мы всё равно ближе к ним, чем были?</w:t>
-      </w:r>
-    </w:p>
-    <w:p>
-      <w:pPr>
-        <w:pStyle w:val="BodyText"/>
-      </w:pPr>
-      <w:r>
-        <w:t xml:space="preserve">IRINA: Нет. Мы были дороже серых в два раза. Станем — в два и две десятых. Разница растёт. Пусть медленнее.</w:t>
-      </w:r>
-    </w:p>
-    <w:p>
-      <w:pPr>
-        <w:pStyle w:val="BodyText"/>
-      </w:pPr>
-      <w:r>
-        <w:t xml:space="preserve">MARINA: Можно я скажу? Не про цифры. Про людей. Мои клиники тоже теряют. Их аренда в рублях. Зарплаты в рублях. А пациентки сейчас откладывают процедуры. Это не только наш убыток. Это общий.</w:t>
-      </w:r>
-    </w:p>
-    <w:p>
-      <w:pPr>
-        <w:pStyle w:val="BodyText"/>
-      </w:pPr>
-      <w:r>
-        <w:t xml:space="preserve">ALEKSEY: Общий. Поэтому мы здесь. Не чтобы сказать вам новую цену. Чтобы решить вместе, кто сколько несёт.</w:t>
-      </w:r>
-    </w:p>
-    <w:p>
-      <w:pPr>
-        <w:pStyle w:val="BodyText"/>
-      </w:pPr>
-      <w:r>
-        <w:t xml:space="preserve">ZAVODCHIKOV: На Урале говорят прямо. Сколько вы хотите от нас? Цифру.</w:t>
-      </w:r>
-    </w:p>
-    <w:p>
-      <w:pPr>
-        <w:pStyle w:val="BodyText"/>
-      </w:pPr>
-      <w:r>
-        <w:t xml:space="preserve">ALEKSEY: Я не хочу. Я спрашиваю. Сколько вы можете?</w:t>
-      </w:r>
-    </w:p>
-    <w:p>
-      <w:pPr>
-        <w:pStyle w:val="BodyText"/>
-      </w:pPr>
-      <w:r>
-        <w:t xml:space="preserve">ZAVODCHIKOV: Это хитро. По-уральски — нечестно. Сначала вы скажите, сколько несёте сами.</w:t>
-      </w:r>
-    </w:p>
-    <w:p>
-      <w:pPr>
-        <w:pStyle w:val="BodyText"/>
-      </w:pPr>
-      <w:r>
-        <w:t xml:space="preserve">IRINA: Справедливо. «Мост» несёт: зарплата учредителей — минус тридцать процентов до лета. Наша маржа — минус пять пунктов. Кредитная линия — вся, до рубля. Итого двадцать пять миллионов из семидесяти четырёх. Это не красиво. Это всё, что у нас есть.</w:t>
-      </w:r>
-    </w:p>
-    <w:p>
-      <w:pPr>
-        <w:pStyle w:val="BodyText"/>
-      </w:pPr>
-      <w:r>
-        <w:t xml:space="preserve">ZAVODCHIKOV: Двадцать пять. Треть. Хорошо. Видно. Теперь можно говорить.</w:t>
-      </w:r>
-    </w:p>
-    <w:p>
-      <w:pPr>
-        <w:pStyle w:val="BodyText"/>
-      </w:pPr>
-      <w:r>
-        <w:t xml:space="preserve">KEDROV: А остальные сорок девять?</w:t>
-      </w:r>
-    </w:p>
-    <w:p>
-      <w:pPr>
-        <w:pStyle w:val="BodyText"/>
-      </w:pPr>
-      <w:r>
-        <w:t xml:space="preserve">IRINA: Это и есть вопрос этой встречи.</w:t>
-      </w:r>
-    </w:p>
-    <w:p>
-      <w:pPr>
-        <w:pStyle w:val="BodyText"/>
-      </w:pPr>
-      <w:r>
-        <w:t xml:space="preserve">TKACH: Я скажу, что у меня. Мой паром тоже за доллары. Каждую неделю — фрахт, страховка, корейский порт. Я уже потерял на этой неделе два миллиона. Без всякого Седжин. Просто потому, что море считают в долларах.</w:t>
-      </w:r>
-    </w:p>
-    <w:p>
-      <w:pPr>
-        <w:pStyle w:val="BodyText"/>
-      </w:pPr>
-      <w:r>
-        <w:t xml:space="preserve">MARINA: И у меня — финские фуры. В евро. Мы все в одной лодке. Только лодки разного размера.</w:t>
-      </w:r>
-    </w:p>
-    <w:p>
-      <w:pPr>
-        <w:pStyle w:val="BodyText"/>
-      </w:pPr>
-      <w:r>
-        <w:t xml:space="preserve">RUSTEM: Лодка — плохое слово. В Казани говорят: «В одной чайхане». Там тоже все разные, но чай один.</w:t>
-      </w:r>
-    </w:p>
-    <w:p>
-      <w:pPr>
-        <w:pStyle w:val="BodyText"/>
-      </w:pPr>
-      <w:r>
-        <w:t xml:space="preserve">OLGA: Я записываю: «Одна чайхана». Это в протокол?</w:t>
-      </w:r>
-    </w:p>
-    <w:p>
-      <w:pPr>
-        <w:pStyle w:val="BodyText"/>
-      </w:pPr>
-      <w:r>
-        <w:t xml:space="preserve">RUSTEM: В протокол. По-татарски не надо. Ольга Петровна не поймёт.</w:t>
-      </w:r>
-    </w:p>
-    <w:p>
-      <w:pPr>
-        <w:pStyle w:val="BodyText"/>
-      </w:pPr>
-      <w:r>
-        <w:t xml:space="preserve">OLGA: Ольга Петровна поймёт. Она теперь понимает всё. После пяти лет с этими тремя.</w:t>
-      </w:r>
-    </w:p>
-    <w:p>
-      <w:pPr>
-        <w:pStyle w:val="BodyText"/>
-      </w:pPr>
-      <w:r>
-        <w:t xml:space="preserve">DIMA: Можно вопрос? Врачи. Что мы скажем врачам? Сорок клиник ждут с пятницы.</w:t>
-      </w:r>
-    </w:p>
-    <w:p>
-      <w:pPr>
-        <w:pStyle w:val="BodyText"/>
-      </w:pPr>
-      <w:r>
-        <w:t xml:space="preserve">ALEKSEY: Врачам — последним. После того, как мы решим здесь. И после Седжин.</w:t>
-      </w:r>
-    </w:p>
-    <w:p>
-      <w:pPr>
-        <w:pStyle w:val="BodyText"/>
-      </w:pPr>
-      <w:r>
-        <w:t xml:space="preserve">KEDROV: Седжин? Они тоже будут нести?</w:t>
-      </w:r>
-    </w:p>
-    <w:p>
-      <w:pPr>
-        <w:pStyle w:val="BodyText"/>
-      </w:pPr>
-      <w:r>
-        <w:t xml:space="preserve">IRINA: Не знаем. Их совет был в субботу. Президент сказал: «Узнаем, умеем ли мы делить убыток». Решения пока нет.</w:t>
-      </w:r>
-    </w:p>
-    <w:p>
-      <w:pPr>
-        <w:pStyle w:val="BodyText"/>
-      </w:pPr>
-      <w:r>
-        <w:t xml:space="preserve">ZAVODCHIKOV: Пока нет. Хорошее слово. Мы на Урале его не любим. Но понимаем.</w:t>
-      </w:r>
-    </w:p>
-    <w:p>
-      <w:pPr>
-        <w:pStyle w:val="BodyText"/>
-      </w:pPr>
-      <w:r>
-        <w:t xml:space="preserve">MARINA: Тогда считаем без Седжин. Как будто их нет. Если придут — будет подарок.</w:t>
-      </w:r>
-    </w:p>
-    <w:p>
-      <w:pPr>
-        <w:pStyle w:val="BodyText"/>
-      </w:pPr>
-      <w:r>
-        <w:t xml:space="preserve">ALEKSEY: Согласен. Считаем без подарков.</w:t>
+        <w:t xml:space="preserve">DIMA: Сто тридцать один, я только что проверил. А десять минут назад было сто двадцать девять.</w:t>
+      </w:r>
+    </w:p>
+    <w:p>
+      <w:pPr>
+        <w:pStyle w:val="BodyText"/>
+      </w:pPr>
+      <w:r>
+        <w:t xml:space="preserve">IRINA: Итак, наша курсовая разница. Платёж Седжин через две недели составляет два миллиона четыреста тысяч долларов. По сегодняшнему курсу это плюс семьдесят четыре миллиона рублей к плану. Это больше, чем наша прибыль за весь прошлый год, и об этом нужно говорить честно.</w:t>
+      </w:r>
+    </w:p>
+    <w:p>
+      <w:pPr>
+        <w:pStyle w:val="BodyText"/>
+      </w:pPr>
+      <w:r>
+        <w:t xml:space="preserve">ZAVODCHIKOV: Семьдесят четыре, цифру я понял. А что это значит для одного шприца, если считать просто?</w:t>
+      </w:r>
+    </w:p>
+    <w:p>
+      <w:pPr>
+        <w:pStyle w:val="BodyText"/>
+      </w:pPr>
+      <w:r>
+        <w:t xml:space="preserve">IRINA: Себестоимость шприца растёт на тридцать один процент. Если всё переложить на врача, цена вырастет на треть.</w:t>
+      </w:r>
+    </w:p>
+    <w:p>
+      <w:pPr>
+        <w:pStyle w:val="BodyText"/>
+      </w:pPr>
+      <w:r>
+        <w:t xml:space="preserve">KEDROV: На треть? У меня в Новосибирске клиники и так считают каждый рубль, поэтому завтра они уйдут к серым.</w:t>
+      </w:r>
+    </w:p>
+    <w:p>
+      <w:pPr>
+        <w:pStyle w:val="BodyText"/>
+      </w:pPr>
+      <w:r>
+        <w:t xml:space="preserve">TKACH: А мои пациентки уйдут не к серым, а в Сеул, ведь Корея рядом, вы помните. Но и Сеул теперь дороже в рублях, потому что вона — тоже валюта. Значит, мои пациентки просто будут сидеть дома, ни здесь, ни там. Это хуже серых, потому что это пустые кресла.</w:t>
+      </w:r>
+    </w:p>
+    <w:p>
+      <w:pPr>
+        <w:pStyle w:val="BodyText"/>
+      </w:pPr>
+      <w:r>
+        <w:t xml:space="preserve">RUSTEM: В Казани серые подняли цены на сорок процентов ещё в пятницу. Я видел их прайс, мне его прислал племянник Ильдара.</w:t>
+      </w:r>
+    </w:p>
+    <w:p>
+      <w:pPr>
+        <w:pStyle w:val="BodyText"/>
+      </w:pPr>
+      <w:r>
+        <w:t xml:space="preserve">OLGA: Племянник Ильдара? Вы имеете в виду того самого Ильдара?</w:t>
+      </w:r>
+    </w:p>
+    <w:p>
+      <w:pPr>
+        <w:pStyle w:val="BodyText"/>
+      </w:pPr>
+      <w:r>
+        <w:t xml:space="preserve">RUSTEM: Того самого. Он теперь работает у меня водителем, потому что ушёл от дяди и сказал: «У дяди журнала нет».</w:t>
+      </w:r>
+    </w:p>
+    <w:p>
+      <w:pPr>
+        <w:pStyle w:val="BodyText"/>
+      </w:pPr>
+      <w:r>
+        <w:t xml:space="preserve">OLGA: Вот хорошая новость в плохой день, которую я совсем не ожидала.</w:t>
+      </w:r>
+    </w:p>
+    <w:p>
+      <w:pPr>
+        <w:pStyle w:val="BodyText"/>
+      </w:pPr>
+      <w:r>
+        <w:t xml:space="preserve">RUSTEM: В Казани хорошие новости приходят только в плохие дни, иначе их просто никто не замечает.</w:t>
+      </w:r>
+    </w:p>
+    <w:p>
+      <w:pPr>
+        <w:pStyle w:val="BodyText"/>
+      </w:pPr>
+      <w:r>
+        <w:t xml:space="preserve">DIMA: У серых плюс сорок. Значит, если мы поднимем на тридцать, мы всё равно станем ближе к ним, чем были?</w:t>
+      </w:r>
+    </w:p>
+    <w:p>
+      <w:pPr>
+        <w:pStyle w:val="BodyText"/>
+      </w:pPr>
+      <w:r>
+        <w:t xml:space="preserve">IRINA: Нет. Мы были дороже серых в два раза, а станем дороже в два и две десятых. Разница растёт, пусть и медленнее.</w:t>
+      </w:r>
+    </w:p>
+    <w:p>
+      <w:pPr>
+        <w:pStyle w:val="BodyText"/>
+      </w:pPr>
+      <w:r>
+        <w:t xml:space="preserve">MARINA: Можно я скажу? Не про цифры, а про людей. Мои клиники тоже теряют, потому что их аренда в рублях и зарплаты в рублях, а пациентки сейчас откладывают процедуры. Это не только наш убыток. Это общий.</w:t>
+      </w:r>
+    </w:p>
+    <w:p>
+      <w:pPr>
+        <w:pStyle w:val="BodyText"/>
+      </w:pPr>
+      <w:r>
+        <w:t xml:space="preserve">ALEKSEY: Да, общий, и поэтому мы здесь. Мы собрались не для того, чтобы сообщить вам новую цену, а чтобы вместе решить, кто сколько несёт.</w:t>
+      </w:r>
+    </w:p>
+    <w:p>
+      <w:pPr>
+        <w:pStyle w:val="BodyText"/>
+      </w:pPr>
+      <w:r>
+        <w:t xml:space="preserve">ZAVODCHIKOV: На Урале говорят прямо. Сколько вы хотите от нас? Назовите цифру, и не будем ходить вокруг.</w:t>
+      </w:r>
+    </w:p>
+    <w:p>
+      <w:pPr>
+        <w:pStyle w:val="BodyText"/>
+      </w:pPr>
+      <w:r>
+        <w:t xml:space="preserve">ALEKSEY: Я ничего не хочу, я спрашиваю. Сколько вы можете взять на себя?</w:t>
+      </w:r>
+    </w:p>
+    <w:p>
+      <w:pPr>
+        <w:pStyle w:val="BodyText"/>
+      </w:pPr>
+      <w:r>
+        <w:t xml:space="preserve">ZAVODCHIKOV: Это хитро, а по-уральски даже нечестно. Сначала вы скажите, сколько несёте сами.</w:t>
+      </w:r>
+    </w:p>
+    <w:p>
+      <w:pPr>
+        <w:pStyle w:val="BodyText"/>
+      </w:pPr>
+      <w:r>
+        <w:t xml:space="preserve">IRINA: Справедливо. «Мост» несёт вот что: зарплата учредителей уменьшается на тридцать процентов до лета, наша маржа — на пять пунктов, а кредитную линию мы берём всю, до рубля. Итого двадцать пять миллионов из семидесяти четырёх. Это не красиво, но это всё, что у нас есть.</w:t>
+      </w:r>
+    </w:p>
+    <w:p>
+      <w:pPr>
+        <w:pStyle w:val="BodyText"/>
+      </w:pPr>
+      <w:r>
+        <w:t xml:space="preserve">ZAVODCHIKOV: Двадцать пять, то есть треть. Хорошо, теперь видно, и теперь можно говорить.</w:t>
+      </w:r>
+    </w:p>
+    <w:p>
+      <w:pPr>
+        <w:pStyle w:val="BodyText"/>
+      </w:pPr>
+      <w:r>
+        <w:t xml:space="preserve">KEDROV: А кто понесёт остальные сорок девять миллионов?</w:t>
+      </w:r>
+    </w:p>
+    <w:p>
+      <w:pPr>
+        <w:pStyle w:val="BodyText"/>
+      </w:pPr>
+      <w:r>
+        <w:t xml:space="preserve">IRINA: Это и есть главный вопрос нашей сегодняшней встречи.</w:t>
+      </w:r>
+    </w:p>
+    <w:p>
+      <w:pPr>
+        <w:pStyle w:val="BodyText"/>
+      </w:pPr>
+      <w:r>
+        <w:t xml:space="preserve">TKACH: Я скажу, что у меня. Мой паром тоже работает за доллары: каждую неделю я плачу фрахт, страховку и корейский порт. На этой неделе я уже потерял два миллиона, и Седжин тут вообще ни при чём. Просто море во всём мире считают в долларах.</w:t>
+      </w:r>
+    </w:p>
+    <w:p>
+      <w:pPr>
+        <w:pStyle w:val="BodyText"/>
+      </w:pPr>
+      <w:r>
+        <w:t xml:space="preserve">MARINA: А у меня финские фуры, и за них платят в евро. Мы все в одной лодке, только лодки разного размера.</w:t>
+      </w:r>
+    </w:p>
+    <w:p>
+      <w:pPr>
+        <w:pStyle w:val="BodyText"/>
+      </w:pPr>
+      <w:r>
+        <w:t xml:space="preserve">RUSTEM: Лодка — плохое слово. В Казани говорят «в одной чайхане», потому что там тоже все разные, но чай один.</w:t>
+      </w:r>
+    </w:p>
+    <w:p>
+      <w:pPr>
+        <w:pStyle w:val="BodyText"/>
+      </w:pPr>
+      <w:r>
+        <w:t xml:space="preserve">OLGA: Я записываю: «Одна чайхана». Это тоже пойдёт в протокол, Рустем Галимзянович?</w:t>
+      </w:r>
+    </w:p>
+    <w:p>
+      <w:pPr>
+        <w:pStyle w:val="BodyText"/>
+      </w:pPr>
+      <w:r>
+        <w:t xml:space="preserve">RUSTEM: Да, в протокол, только по-татарски не надо, а то Ольга Петровна не поймёт.</w:t>
+      </w:r>
+    </w:p>
+    <w:p>
+      <w:pPr>
+        <w:pStyle w:val="BodyText"/>
+      </w:pPr>
+      <w:r>
+        <w:t xml:space="preserve">OLGA: Ольга Петровна поймёт. Она теперь понимает всё, после пяти лет работы с этими тремя.</w:t>
+      </w:r>
+    </w:p>
+    <w:p>
+      <w:pPr>
+        <w:pStyle w:val="BodyText"/>
+      </w:pPr>
+      <w:r>
+        <w:t xml:space="preserve">DIMA: Можно вопрос про врачей? Что мы им скажем, ведь сорок клиник ждут ответа ещё с пятницы.</w:t>
+      </w:r>
+    </w:p>
+    <w:p>
+      <w:pPr>
+        <w:pStyle w:val="BodyText"/>
+      </w:pPr>
+      <w:r>
+        <w:t xml:space="preserve">ALEKSEY: Врачам мы скажем последним — после того, как решим здесь, и после разговора с Седжин.</w:t>
+      </w:r>
+    </w:p>
+    <w:p>
+      <w:pPr>
+        <w:pStyle w:val="BodyText"/>
+      </w:pPr>
+      <w:r>
+        <w:t xml:space="preserve">KEDROV: А Седжин? Они тоже будут нести свою часть?</w:t>
+      </w:r>
+    </w:p>
+    <w:p>
+      <w:pPr>
+        <w:pStyle w:val="BodyText"/>
+      </w:pPr>
+      <w:r>
+        <w:t xml:space="preserve">IRINA: Мы не знаем. Их совет был в субботу, и президент сказал: «Узнаем, умеем ли мы делить убыток». Решения пока нет.</w:t>
+      </w:r>
+    </w:p>
+    <w:p>
+      <w:pPr>
+        <w:pStyle w:val="BodyText"/>
+      </w:pPr>
+      <w:r>
+        <w:t xml:space="preserve">ZAVODCHIKOV: «Пока нет» — хорошие слова. Мы на Урале их не любим, но понимаем, что иногда иначе нельзя.</w:t>
+      </w:r>
+    </w:p>
+    <w:p>
+      <w:pPr>
+        <w:pStyle w:val="BodyText"/>
+      </w:pPr>
+      <w:r>
+        <w:t xml:space="preserve">MARINA: Тогда считаем без Седжин, как будто их нет совсем. А если они придут, это будет подарок.</w:t>
+      </w:r>
+    </w:p>
+    <w:p>
+      <w:pPr>
+        <w:pStyle w:val="BodyText"/>
+      </w:pPr>
+      <w:r>
+        <w:t xml:space="preserve">ALEKSEY: Согласен с вами, Марина. Считаем без подарков, а там посмотрим.</w:t>
       </w:r>
     </w:p>
     <w:bookmarkEnd w:id="22"/>
@@ -1773,239 +1773,239 @@
         <w:pStyle w:val="FirstParagraph"/>
       </w:pPr>
       <w:r>
-        <w:t xml:space="preserve">MARINA: Предложение. От Петербурга. Наша скидка — пятнадцать процентов. Мы отдаём три пункта. До лета. Двенадцать вместо пятнадцати.</w:t>
-      </w:r>
-    </w:p>
-    <w:p>
-      <w:pPr>
-        <w:pStyle w:val="BodyText"/>
-      </w:pPr>
-      <w:r>
-        <w:t xml:space="preserve">KEDROV: Три пункта? Для меня это половина прибыли. У меня кредит на склад. Анатолий Фёдорович знает.</w:t>
-      </w:r>
-    </w:p>
-    <w:p>
-      <w:pPr>
-        <w:pStyle w:val="BodyText"/>
-      </w:pPr>
-      <w:r>
-        <w:t xml:space="preserve">ZAVODCHIKOV: Знаю. Я тебе говорил — не бери такой большой склад сразу. Ты не послушал.</w:t>
-      </w:r>
-    </w:p>
-    <w:p>
-      <w:pPr>
-        <w:pStyle w:val="BodyText"/>
-      </w:pPr>
-      <w:r>
-        <w:t xml:space="preserve">KEDROV: Не послушал. Склад хороший. Котёл, бокс, журнал. Всё как у вас.</w:t>
-      </w:r>
-    </w:p>
-    <w:p>
-      <w:pPr>
-        <w:pStyle w:val="BodyText"/>
-      </w:pPr>
-      <w:r>
-        <w:t xml:space="preserve">ZAVODCHIKOV: Всё как у меня. Только у меня склад — двадцать лет. А у тебя — кредит. Это разное.</w:t>
-      </w:r>
-    </w:p>
-    <w:p>
-      <w:pPr>
-        <w:pStyle w:val="BodyText"/>
-      </w:pPr>
-      <w:r>
-        <w:t xml:space="preserve">TKACH: У меня тоже кредит. Рефконтейнеры. Помните? Я из-за них просил минус десять.</w:t>
-      </w:r>
-    </w:p>
-    <w:p>
-      <w:pPr>
-        <w:pStyle w:val="BodyText"/>
-      </w:pPr>
-      <w:r>
-        <w:t xml:space="preserve">IRINA: Помню. Тогда давайте не одинаково для всех. Пропорционально. Кто может больше — больше. Кто с кредитом — меньше.</w:t>
-      </w:r>
-    </w:p>
-    <w:p>
-      <w:pPr>
-        <w:pStyle w:val="BodyText"/>
-      </w:pPr>
-      <w:r>
-        <w:t xml:space="preserve">MARINA: Не одинаково? В Петербурге так не принято. Все равны. Иначе обида.</w:t>
-      </w:r>
-    </w:p>
-    <w:p>
-      <w:pPr>
-        <w:pStyle w:val="BodyText"/>
-      </w:pPr>
-      <w:r>
-        <w:t xml:space="preserve">RUSTEM: В Казани — наоборот. Старший платит больше. Младший — меньше. Иначе обида. У каждого своя обида.</w:t>
-      </w:r>
-    </w:p>
-    <w:p>
-      <w:pPr>
-        <w:pStyle w:val="BodyText"/>
-      </w:pPr>
-      <w:r>
-        <w:t xml:space="preserve">ZAVODCHIKOV: На Урале так: кто сильнее — тот держит. Я держу. Три пункта — мои. И пункт за Кедрова. Четыре.</w:t>
-      </w:r>
-    </w:p>
-    <w:p>
-      <w:pPr>
-        <w:pStyle w:val="BodyText"/>
-      </w:pPr>
-      <w:r>
-        <w:t xml:space="preserve">KEDROV: Анатолий Фёдорович… Не надо. Я сам.</w:t>
-      </w:r>
-    </w:p>
-    <w:p>
-      <w:pPr>
-        <w:pStyle w:val="BodyText"/>
-      </w:pPr>
-      <w:r>
-        <w:t xml:space="preserve">ZAVODCHIKOV: Сам будешь через пять лет. Сейчас — я. Потом отдашь. Не деньгами. Учеником. Возьмёшь кого-нибудь молодого и научишь журналу.</w:t>
-      </w:r>
-    </w:p>
-    <w:p>
-      <w:pPr>
-        <w:pStyle w:val="BodyText"/>
-      </w:pPr>
-      <w:r>
-        <w:t xml:space="preserve">MARINA: Хорошо. Я поняла. Не одинаково — по-честному. Петербург — три. Урал — четыре. Казань?</w:t>
-      </w:r>
-    </w:p>
-    <w:p>
-      <w:pPr>
-        <w:pStyle w:val="BodyText"/>
-      </w:pPr>
-      <w:r>
-        <w:t xml:space="preserve">RUSTEM: Три. Айдар считал ночью. Он сказал — три можем. Четыре — нет. Я верю Айдару. Он из Лондона.</w:t>
-      </w:r>
-    </w:p>
-    <w:p>
-      <w:pPr>
-        <w:pStyle w:val="BodyText"/>
-      </w:pPr>
-      <w:r>
-        <w:t xml:space="preserve">TKACH: Владивосток — два. Больше не могу. Это правда. Ирина видела мои кредиты.</w:t>
-      </w:r>
-    </w:p>
-    <w:p>
-      <w:pPr>
-        <w:pStyle w:val="BodyText"/>
-      </w:pPr>
-      <w:r>
-        <w:t xml:space="preserve">IRINA: Видела. Два — это честно.</w:t>
-      </w:r>
-    </w:p>
-    <w:p>
-      <w:pPr>
-        <w:pStyle w:val="BodyText"/>
-      </w:pPr>
-      <w:r>
-        <w:t xml:space="preserve">KEDROV: Новосибирск — один. Это стыдно. Но правда.</w:t>
-      </w:r>
-    </w:p>
-    <w:p>
-      <w:pPr>
-        <w:pStyle w:val="BodyText"/>
-      </w:pPr>
-      <w:r>
-        <w:t xml:space="preserve">ZAVODCHIKOV: Не стыдно. Стыдно — когда врёшь. Один — это не стыдно. Это первый год.</w:t>
-      </w:r>
-    </w:p>
-    <w:p>
-      <w:pPr>
-        <w:pStyle w:val="BodyText"/>
-      </w:pPr>
-      <w:r>
-        <w:t xml:space="preserve">KEDROV: Первый год. Запишите, Ольга Петровна. Через пять лет я отдам четыре.</w:t>
-      </w:r>
-    </w:p>
-    <w:p>
-      <w:pPr>
-        <w:pStyle w:val="BodyText"/>
-      </w:pPr>
-      <w:r>
-        <w:t xml:space="preserve">IRINA: Считаю. Три, четыре, три, два, один. Это разные деньги — у каждого свой объём. Партнёры вместе — около двадцати миллионов. «Мост» — двадцать пять. Итого — сорок пять из семидесяти четырёх. Остаётся двадцать девять. Их кто-то должен нести.</w:t>
-      </w:r>
-    </w:p>
-    <w:p>
-      <w:pPr>
-        <w:pStyle w:val="BodyText"/>
-      </w:pPr>
-      <w:r>
-        <w:t xml:space="preserve">DIMA: Двадцать девять — это и есть цена для врачей?</w:t>
-      </w:r>
-    </w:p>
-    <w:p>
-      <w:pPr>
-        <w:pStyle w:val="BodyText"/>
-      </w:pPr>
-      <w:r>
-        <w:t xml:space="preserve">IRINA: Если Седжин ничего не несёт — да. Тогда цена вырастет не на тридцать один процент. На двенадцать.</w:t>
-      </w:r>
-    </w:p>
-    <w:p>
-      <w:pPr>
-        <w:pStyle w:val="BodyText"/>
-      </w:pPr>
-      <w:r>
-        <w:t xml:space="preserve">KEDROV: Двенадцать. Двенадцать мои клиники выдержат. Тридцать — нет.</w:t>
-      </w:r>
-    </w:p>
-    <w:p>
-      <w:pPr>
-        <w:pStyle w:val="BodyText"/>
-      </w:pPr>
-      <w:r>
-        <w:t xml:space="preserve">MARINA: Двенадцать — это уже не паника. Это погода. Мои врачи поймут.</w:t>
-      </w:r>
-    </w:p>
-    <w:p>
-      <w:pPr>
-        <w:pStyle w:val="BodyText"/>
-      </w:pPr>
-      <w:r>
-        <w:t xml:space="preserve">ALEKSEY: А если Седжин понесёт свою часть — ещё меньше. Может быть, пять. Может быть, ноль.</w:t>
-      </w:r>
-    </w:p>
-    <w:p>
-      <w:pPr>
-        <w:pStyle w:val="BodyText"/>
-      </w:pPr>
-      <w:r>
-        <w:t xml:space="preserve">RUSTEM: А если не понесёт?</w:t>
-      </w:r>
-    </w:p>
-    <w:p>
-      <w:pPr>
-        <w:pStyle w:val="BodyText"/>
-      </w:pPr>
-      <w:r>
-        <w:t xml:space="preserve">ALEKSEY: Тогда двенадцать. Но ни процентом больше. Это я обещаю врачам. И вам.</w:t>
-      </w:r>
-    </w:p>
-    <w:p>
-      <w:pPr>
-        <w:pStyle w:val="BodyText"/>
-      </w:pPr>
-      <w:r>
-        <w:t xml:space="preserve">ZAVODCHIKOV: Обещаете? При мне? При Урале?</w:t>
-      </w:r>
-    </w:p>
-    <w:p>
-      <w:pPr>
-        <w:pStyle w:val="BodyText"/>
-      </w:pPr>
-      <w:r>
-        <w:t xml:space="preserve">ALEKSEY: При Урале. При Петербурге. При Казани, Сибири и Приморье. Ольга Петровна, запишите.</w:t>
-      </w:r>
-    </w:p>
-    <w:p>
-      <w:pPr>
-        <w:pStyle w:val="BodyText"/>
-      </w:pPr>
-      <w:r>
-        <w:t xml:space="preserve">OLGA: Записала. «Не более двенадцати. При всех». Подчеркнула.</w:t>
+        <w:t xml:space="preserve">MARINA: У меня предложение от Петербурга. Наша скидка — пятнадцать процентов. Мы отдаём три пункта до лета, то есть берём двенадцать вместо пятнадцати.</w:t>
+      </w:r>
+    </w:p>
+    <w:p>
+      <w:pPr>
+        <w:pStyle w:val="BodyText"/>
+      </w:pPr>
+      <w:r>
+        <w:t xml:space="preserve">KEDROV: Три пункта? Для меня это половина прибыли, потому что у меня кредит на склад, и Анатолий Фёдорович об этом знает.</w:t>
+      </w:r>
+    </w:p>
+    <w:p>
+      <w:pPr>
+        <w:pStyle w:val="BodyText"/>
+      </w:pPr>
+      <w:r>
+        <w:t xml:space="preserve">ZAVODCHIKOV: Знаю. Я же говорил тебе не брать сразу такой большой склад, а ты меня не послушал.</w:t>
+      </w:r>
+    </w:p>
+    <w:p>
+      <w:pPr>
+        <w:pStyle w:val="BodyText"/>
+      </w:pPr>
+      <w:r>
+        <w:t xml:space="preserve">KEDROV: Не послушал, это правда. Зато склад хороший: котёл, бокс, журнал, всё как у вас.</w:t>
+      </w:r>
+    </w:p>
+    <w:p>
+      <w:pPr>
+        <w:pStyle w:val="BodyText"/>
+      </w:pPr>
+      <w:r>
+        <w:t xml:space="preserve">ZAVODCHIKOV: Всё как у меня, только моему складу двадцать лет, а у тебя пока кредит. Это разные вещи.</w:t>
+      </w:r>
+    </w:p>
+    <w:p>
+      <w:pPr>
+        <w:pStyle w:val="BodyText"/>
+      </w:pPr>
+      <w:r>
+        <w:t xml:space="preserve">TKACH: У меня тоже кредит, на рефконтейнеры. Помните? Как раз из-за них я тогда просил минус десять.</w:t>
+      </w:r>
+    </w:p>
+    <w:p>
+      <w:pPr>
+        <w:pStyle w:val="BodyText"/>
+      </w:pPr>
+      <w:r>
+        <w:t xml:space="preserve">IRINA: Помню. Тогда давайте делить не одинаково для всех, а пропорционально: кто может больше, тот даёт больше, а кто с кредитом — меньше.</w:t>
+      </w:r>
+    </w:p>
+    <w:p>
+      <w:pPr>
+        <w:pStyle w:val="BodyText"/>
+      </w:pPr>
+      <w:r>
+        <w:t xml:space="preserve">MARINA: Не одинаково? В Петербурге так не принято, у нас все равны, иначе кто-нибудь обидится.</w:t>
+      </w:r>
+    </w:p>
+    <w:p>
+      <w:pPr>
+        <w:pStyle w:val="BodyText"/>
+      </w:pPr>
+      <w:r>
+        <w:t xml:space="preserve">RUSTEM: А в Казани наоборот: старший платит больше, младший меньше, иначе тоже обида. Видите, у каждого своя обида.</w:t>
+      </w:r>
+    </w:p>
+    <w:p>
+      <w:pPr>
+        <w:pStyle w:val="BodyText"/>
+      </w:pPr>
+      <w:r>
+        <w:t xml:space="preserve">ZAVODCHIKOV: На Урале так: кто сильнее, тот и держит. Я держу, поэтому три пункта мои, и ещё один пункт я беру за Кедрова. Получается четыре.</w:t>
+      </w:r>
+    </w:p>
+    <w:p>
+      <w:pPr>
+        <w:pStyle w:val="BodyText"/>
+      </w:pPr>
+      <w:r>
+        <w:t xml:space="preserve">KEDROV: Анатолий Фёдорович… Не надо, пожалуйста, я справлюсь сам.</w:t>
+      </w:r>
+    </w:p>
+    <w:p>
+      <w:pPr>
+        <w:pStyle w:val="BodyText"/>
+      </w:pPr>
+      <w:r>
+        <w:t xml:space="preserve">ZAVODCHIKOV: Сам ты будешь через пять лет, а сейчас держу я. Потом отдашь, только не деньгами, а учеником: возьмёшь кого-нибудь молодого и научишь его вести журнал так же, как я учил тебя. Так у нас на Урале и передают ремесло.</w:t>
+      </w:r>
+    </w:p>
+    <w:p>
+      <w:pPr>
+        <w:pStyle w:val="BodyText"/>
+      </w:pPr>
+      <w:r>
+        <w:t xml:space="preserve">MARINA: Хорошо, я поняла. Не одинаково — по-честному. Значит, Петербург даёт три, Урал — четыре. А что скажет Казань?</w:t>
+      </w:r>
+    </w:p>
+    <w:p>
+      <w:pPr>
+        <w:pStyle w:val="BodyText"/>
+      </w:pPr>
+      <w:r>
+        <w:t xml:space="preserve">RUSTEM: Три. Айдар считал всю ночь и сказал, что три мы можем, а четыре уже нет. Я верю Айдару, он у нас из Лондона.</w:t>
+      </w:r>
+    </w:p>
+    <w:p>
+      <w:pPr>
+        <w:pStyle w:val="BodyText"/>
+      </w:pPr>
+      <w:r>
+        <w:t xml:space="preserve">TKACH: Владивосток даёт два, больше я не могу, и это правда. Ирина видела все мои кредиты.</w:t>
+      </w:r>
+    </w:p>
+    <w:p>
+      <w:pPr>
+        <w:pStyle w:val="BodyText"/>
+      </w:pPr>
+      <w:r>
+        <w:t xml:space="preserve">IRINA: Да, видела. Поэтому я считаю, что два — это честно.</w:t>
+      </w:r>
+    </w:p>
+    <w:p>
+      <w:pPr>
+        <w:pStyle w:val="BodyText"/>
+      </w:pPr>
+      <w:r>
+        <w:t xml:space="preserve">KEDROV: Новосибирск — один. Мне стыдно, что так мало, но это правда.</w:t>
+      </w:r>
+    </w:p>
+    <w:p>
+      <w:pPr>
+        <w:pStyle w:val="BodyText"/>
+      </w:pPr>
+      <w:r>
+        <w:t xml:space="preserve">ZAVODCHIKOV: Это не стыдно. Стыдно, когда врёшь, а один пункт — это не стыдно, это просто первый год.</w:t>
+      </w:r>
+    </w:p>
+    <w:p>
+      <w:pPr>
+        <w:pStyle w:val="BodyText"/>
+      </w:pPr>
+      <w:r>
+        <w:t xml:space="preserve">KEDROV: Пусть будет первый год. Запишите, Ольга Петровна: через пять лет я отдам четыре.</w:t>
+      </w:r>
+    </w:p>
+    <w:p>
+      <w:pPr>
+        <w:pStyle w:val="BodyText"/>
+      </w:pPr>
+      <w:r>
+        <w:t xml:space="preserve">IRINA: Считаю: три, четыре, три, два, один. Это разные деньги, потому что у каждого свой объём. Партнёры вместе дают около двадцати миллионов, «Мост» — двадцать пять, итого сорок пять из семидесяти четырёх. Остаётся двадцать девять, и их кто-то должен нести.</w:t>
+      </w:r>
+    </w:p>
+    <w:p>
+      <w:pPr>
+        <w:pStyle w:val="BodyText"/>
+      </w:pPr>
+      <w:r>
+        <w:t xml:space="preserve">DIMA: Эти двадцать девять — это и есть то, что получат врачи в новой цене?</w:t>
+      </w:r>
+    </w:p>
+    <w:p>
+      <w:pPr>
+        <w:pStyle w:val="BodyText"/>
+      </w:pPr>
+      <w:r>
+        <w:t xml:space="preserve">IRINA: Да, если Седжин ничего не несёт. Тогда цена вырастет не на тридцать один процент, а на двенадцать.</w:t>
+      </w:r>
+    </w:p>
+    <w:p>
+      <w:pPr>
+        <w:pStyle w:val="BodyText"/>
+      </w:pPr>
+      <w:r>
+        <w:t xml:space="preserve">KEDROV: Двенадцать мои клиники выдержат, хотя им будет тяжело. А тридцать они не выдержат.</w:t>
+      </w:r>
+    </w:p>
+    <w:p>
+      <w:pPr>
+        <w:pStyle w:val="BodyText"/>
+      </w:pPr>
+      <w:r>
+        <w:t xml:space="preserve">MARINA: Двенадцать — это уже не паника, это погода. Мои врачи это поймут.</w:t>
+      </w:r>
+    </w:p>
+    <w:p>
+      <w:pPr>
+        <w:pStyle w:val="BodyText"/>
+      </w:pPr>
+      <w:r>
+        <w:t xml:space="preserve">ALEKSEY: А если Седжин понесёт свою часть, будет ещё меньше. Может быть, пять процентов, а может быть, и ноль.</w:t>
+      </w:r>
+    </w:p>
+    <w:p>
+      <w:pPr>
+        <w:pStyle w:val="BodyText"/>
+      </w:pPr>
+      <w:r>
+        <w:t xml:space="preserve">RUSTEM: А если они ничего не понесут, что тогда?</w:t>
+      </w:r>
+    </w:p>
+    <w:p>
+      <w:pPr>
+        <w:pStyle w:val="BodyText"/>
+      </w:pPr>
+      <w:r>
+        <w:t xml:space="preserve">ALEKSEY: Тогда двенадцать. Но ни процентом больше. Это я обещаю врачам, и вам тоже.</w:t>
+      </w:r>
+    </w:p>
+    <w:p>
+      <w:pPr>
+        <w:pStyle w:val="BodyText"/>
+      </w:pPr>
+      <w:r>
+        <w:t xml:space="preserve">ZAVODCHIKOV: Обещаете? При мне, при Урале, при всех нас?</w:t>
+      </w:r>
+    </w:p>
+    <w:p>
+      <w:pPr>
+        <w:pStyle w:val="BodyText"/>
+      </w:pPr>
+      <w:r>
+        <w:t xml:space="preserve">ALEKSEY: При Урале, при Петербурге, при Казани, Сибири и Приморье. Ольга Петровна, запишите это, пожалуйста.</w:t>
+      </w:r>
+    </w:p>
+    <w:p>
+      <w:pPr>
+        <w:pStyle w:val="BodyText"/>
+      </w:pPr>
+      <w:r>
+        <w:t xml:space="preserve">OLGA: Записала: «Не более двенадцати. При всех». И ещё подчеркнула, чтобы никто не забыл.</w:t>
       </w:r>
     </w:p>
     <w:bookmarkEnd w:id="23"/>
@@ -2023,199 +2023,199 @@
         <w:pStyle w:val="FirstParagraph"/>
       </w:pPr>
       <w:r>
-        <w:t xml:space="preserve">DOYUN: Лёша, всем здравствуйте. Я на связи. Со мной — президент. И Чхве. Совет закончился час назад.</w:t>
-      </w:r>
-    </w:p>
-    <w:p>
-      <w:pPr>
-        <w:pStyle w:val="BodyText"/>
-      </w:pPr>
-      <w:r>
-        <w:t xml:space="preserve">ALEKSEY: Доюн. Здесь все пятеро партнёров. Все слушают. Говори.</w:t>
-      </w:r>
-    </w:p>
-    <w:p>
-      <w:pPr>
-        <w:pStyle w:val="BodyText"/>
-      </w:pPr>
-      <w:r>
-        <w:t xml:space="preserve">DOYUN: Президент хочет сначала спросить. Что вы решили? Без Седжин?</w:t>
-      </w:r>
-    </w:p>
-    <w:p>
-      <w:pPr>
-        <w:pStyle w:val="BodyText"/>
-      </w:pPr>
-      <w:r>
-        <w:t xml:space="preserve">IRINA: Курсовая разница — семьдесят четыре миллиона рублей. «Мост» несёт двадцать пять. Партнёры — двадцать, каждый по силам. Остальные двадцать девять — врачи, это плюс двенадцать процентов к цене. Если Седжин ничего не несёт. Это всё, что мы можем без Седжин.</w:t>
-      </w:r>
-    </w:p>
-    <w:p>
-      <w:pPr>
-        <w:pStyle w:val="BodyText"/>
-      </w:pPr>
-      <w:r>
-        <w:t xml:space="preserve">DOYUN: Президент молчит. Смотрит на вас. Считает. Спрашивает: «Партнёры сами отдали? Без просьбы?»</w:t>
-      </w:r>
-    </w:p>
-    <w:p>
-      <w:pPr>
-        <w:pStyle w:val="BodyText"/>
-      </w:pPr>
-      <w:r>
-        <w:t xml:space="preserve">MARINA: Сами. Никто не просил. Скажите президенту: Петербург отдал три пункта. Не из жалости — из расчёта. Нам нужен «Мост» через год, через пять, через десять. А «Мост» без Седжин — это пустая полка. Значит, мы держим и вас тоже.</w:t>
-      </w:r>
-    </w:p>
-    <w:p>
-      <w:pPr>
-        <w:pStyle w:val="BodyText"/>
-      </w:pPr>
-      <w:r>
-        <w:t xml:space="preserve">ZAVODCHIKOV: Скажите: Урал — четыре. Один — за молодого.</w:t>
-      </w:r>
-    </w:p>
-    <w:p>
-      <w:pPr>
-        <w:pStyle w:val="BodyText"/>
-      </w:pPr>
-      <w:r>
-        <w:t xml:space="preserve">DOYUN: Он понял. Он спрашивает, кто молодой.</w:t>
-      </w:r>
-    </w:p>
-    <w:p>
-      <w:pPr>
-        <w:pStyle w:val="BodyText"/>
-      </w:pPr>
-      <w:r>
-        <w:t xml:space="preserve">KEDROV: Я. Кедров. Новосибирск. Один пункт. Мне стыдно, что один.</w:t>
-      </w:r>
-    </w:p>
-    <w:p>
-      <w:pPr>
-        <w:pStyle w:val="BodyText"/>
-      </w:pPr>
-      <w:r>
-        <w:t xml:space="preserve">DOYUN: Президент говорит: «Один пункт от молодого — как четыре от старого. Не стыдитесь».</w:t>
-      </w:r>
-    </w:p>
-    <w:p>
-      <w:pPr>
-        <w:pStyle w:val="BodyText"/>
-      </w:pPr>
-      <w:r>
-        <w:t xml:space="preserve">CHOI: Можно я? Седжин — корейская компания. Наш совет считает в долларах. Для нас курс рубля — не убыток. Для нас ничего не изменилось: вы платите в долларах, мы получаем в долларах. Это не жестокость. Это бухгалтерия. Так меня учили.</w:t>
-      </w:r>
-    </w:p>
-    <w:p>
-      <w:pPr>
-        <w:pStyle w:val="BodyText"/>
-      </w:pPr>
-      <w:r>
-        <w:t xml:space="preserve">TKACH: Ничего не изменилось? Господин Чхве, у вас в Корее тоже был курс. Вона падала в девяносто седьмом, вдвое. Я помню. Я тогда возил ваши холодильники во Владивосток. Корейские капитаны плакали в порту. Им нечем было платить за топливо.</w:t>
-      </w:r>
-    </w:p>
-    <w:p>
-      <w:pPr>
-        <w:pStyle w:val="BodyText"/>
-      </w:pPr>
-      <w:r>
-        <w:t xml:space="preserve">CHOI: Падала. Я тогда был студентом. Мой отец потерял работу. Я… помню.</w:t>
-      </w:r>
-    </w:p>
-    <w:p>
-      <w:pPr>
-        <w:pStyle w:val="BodyText"/>
-      </w:pPr>
-      <w:r>
-        <w:t xml:space="preserve">TKACH: Тогда вы знаете. Курс — это не цифра на экране. Это отец без работы.</w:t>
-      </w:r>
-    </w:p>
-    <w:p>
-      <w:pPr>
-        <w:pStyle w:val="BodyText"/>
-      </w:pPr>
-      <w:r>
-        <w:t xml:space="preserve">DOYUN: Президент говорит Чхве по-корейски. Долго. Я переведу коротко. Можно?</w:t>
-      </w:r>
-    </w:p>
-    <w:p>
-      <w:pPr>
-        <w:pStyle w:val="BodyText"/>
-      </w:pPr>
-      <w:r>
-        <w:t xml:space="preserve">ALEKSEY: Переводи. Как есть.</w:t>
-      </w:r>
-    </w:p>
-    <w:p>
-      <w:pPr>
-        <w:pStyle w:val="BodyText"/>
-      </w:pPr>
-      <w:r>
-        <w:t xml:space="preserve">DOYUN: «В девяносто седьмом нам помогли японцы. Отсрочкой. Мы их не забыли. Тридцать два года. Сейчас наша очередь. Не потому, что русские бедные. Потому что мы помним».</w:t>
-      </w:r>
-    </w:p>
-    <w:p>
-      <w:pPr>
-        <w:pStyle w:val="BodyText"/>
-      </w:pPr>
-      <w:r>
-        <w:t xml:space="preserve">CHOI: Президент… решение?</w:t>
-      </w:r>
-    </w:p>
-    <w:p>
-      <w:pPr>
-        <w:pStyle w:val="BodyText"/>
-      </w:pPr>
-      <w:r>
-        <w:t xml:space="preserve">DOYUN: Президент говорит: «Решение — в конце месяца. Сначала я хочу увидеть, как они скажут врачам. Если скажут честно — мы понесём свою часть». Это всё. Он встал. Совет закрыт. Чхве остался сидеть. Он что-то пишет.</w:t>
-      </w:r>
-    </w:p>
-    <w:p>
-      <w:pPr>
-        <w:pStyle w:val="BodyText"/>
-      </w:pPr>
-      <w:r>
-        <w:t xml:space="preserve">IRINA: «Если скажут честно». Это условие?</w:t>
-      </w:r>
-    </w:p>
-    <w:p>
-      <w:pPr>
-        <w:pStyle w:val="BodyText"/>
-      </w:pPr>
-      <w:r>
-        <w:t xml:space="preserve">DOYUN: Это не условие. Это экзамен. Как у Корниловой. Без пересдачи.</w:t>
-      </w:r>
-    </w:p>
-    <w:p>
-      <w:pPr>
-        <w:pStyle w:val="BodyText"/>
-      </w:pPr>
-      <w:r>
-        <w:t xml:space="preserve">MARINA: Экзамен без пересдачи. Мне нравится ваш президент.</w:t>
-      </w:r>
-    </w:p>
-    <w:p>
-      <w:pPr>
-        <w:pStyle w:val="BodyText"/>
-      </w:pPr>
-      <w:r>
-        <w:t xml:space="preserve">ALEKSEY: Значит, письмо врачам — экзамен. Для всех нас.</w:t>
-      </w:r>
-    </w:p>
-    <w:p>
-      <w:pPr>
-        <w:pStyle w:val="BodyText"/>
-      </w:pPr>
-      <w:r>
-        <w:t xml:space="preserve">OLGA: Тогда я его пишу. Сегодня. Без слова «вынуждены». Я ненавижу «вынуждены». Так пишут, когда врут.</w:t>
-      </w:r>
-    </w:p>
-    <w:p>
-      <w:pPr>
-        <w:pStyle w:val="BodyText"/>
-      </w:pPr>
-      <w:r>
-        <w:t xml:space="preserve">ALEKSEY: Пишите, Ольга Петровна. Без «вынуждены». Своим голосом.</w:t>
+        <w:t xml:space="preserve">DOYUN: Лёша, всем здравствуйте, я на связи. Со мной президент и Чхве, их совет закончился час назад.</w:t>
+      </w:r>
+    </w:p>
+    <w:p>
+      <w:pPr>
+        <w:pStyle w:val="BodyText"/>
+      </w:pPr>
+      <w:r>
+        <w:t xml:space="preserve">ALEKSEY: Доюн, здесь все пять партнёров, и все тебя слушают. Говори.</w:t>
+      </w:r>
+    </w:p>
+    <w:p>
+      <w:pPr>
+        <w:pStyle w:val="BodyText"/>
+      </w:pPr>
+      <w:r>
+        <w:t xml:space="preserve">DOYUN: Президент хочет сначала спросить вас: что вы решили сами, без Седжин?</w:t>
+      </w:r>
+    </w:p>
+    <w:p>
+      <w:pPr>
+        <w:pStyle w:val="BodyText"/>
+      </w:pPr>
+      <w:r>
+        <w:t xml:space="preserve">IRINA: Курсовая разница составляет семьдесят четыре миллиона рублей. «Мост» несёт двадцать пять, партнёры — двадцать, каждый по силам. Оставшиеся двадцать девять ложатся на врачей, это плюс двенадцать процентов к цене, если Седжин ничего не несёт. Это всё, что мы можем сделать без Седжин.</w:t>
+      </w:r>
+    </w:p>
+    <w:p>
+      <w:pPr>
+        <w:pStyle w:val="BodyText"/>
+      </w:pPr>
+      <w:r>
+        <w:t xml:space="preserve">DOYUN: Президент молчит, смотрит на вас и что-то считает. Потом спрашивает: «Партнёры отдали сами? Без просьбы?»</w:t>
+      </w:r>
+    </w:p>
+    <w:p>
+      <w:pPr>
+        <w:pStyle w:val="BodyText"/>
+      </w:pPr>
+      <w:r>
+        <w:t xml:space="preserve">MARINA: Сами. Никто не просил. Скажите президенту: Петербург отдал три пункта. Не из жалости — из расчёта. Нам нужен «Мост» через год, через пять, через десять лет. А «Мост» без Седжин — это пустая полка. Значит, мы держим и вас тоже, хотя вы, может быть, этого и не видите.</w:t>
+      </w:r>
+    </w:p>
+    <w:p>
+      <w:pPr>
+        <w:pStyle w:val="BodyText"/>
+      </w:pPr>
+      <w:r>
+        <w:t xml:space="preserve">ZAVODCHIKOV: И скажите ему, что Урал даёт четыре пункта, причём один из них — за молодого.</w:t>
+      </w:r>
+    </w:p>
+    <w:p>
+      <w:pPr>
+        <w:pStyle w:val="BodyText"/>
+      </w:pPr>
+      <w:r>
+        <w:t xml:space="preserve">DOYUN: Он понял и теперь спрашивает, кто этот молодой.</w:t>
+      </w:r>
+    </w:p>
+    <w:p>
+      <w:pPr>
+        <w:pStyle w:val="BodyText"/>
+      </w:pPr>
+      <w:r>
+        <w:t xml:space="preserve">KEDROV: Это я, Кедров из Новосибирска. Я даю один пункт, и мне стыдно, что только один.</w:t>
+      </w:r>
+    </w:p>
+    <w:p>
+      <w:pPr>
+        <w:pStyle w:val="BodyText"/>
+      </w:pPr>
+      <w:r>
+        <w:t xml:space="preserve">DOYUN: Президент говорит: «Один пункт от молодого стоит столько же, сколько четыре от старого. Не стыдитесь».</w:t>
+      </w:r>
+    </w:p>
+    <w:p>
+      <w:pPr>
+        <w:pStyle w:val="BodyText"/>
+      </w:pPr>
+      <w:r>
+        <w:t xml:space="preserve">CHOI: Можно я скажу? Седжин — корейская компания, и наш совет считает в долларах. Для нас курс рубля — не убыток, для нас ничего не изменилось: вы платите в долларах, мы получаем в долларах. Это не жестокость, это бухгалтерия. Так меня учили, и так я привык думать.</w:t>
+      </w:r>
+    </w:p>
+    <w:p>
+      <w:pPr>
+        <w:pStyle w:val="BodyText"/>
+      </w:pPr>
+      <w:r>
+        <w:t xml:space="preserve">TKACH: Ничего не изменилось? Господин Чхве, у вас в Корее тоже был такой курс. В девяносто седьмом вона упала вдвое, я это помню, потому что тогда возил ваши холодильники во Владивосток. Корейские капитаны плакали в порту, потому что им нечем было платить за топливо.</w:t>
+      </w:r>
+    </w:p>
+    <w:p>
+      <w:pPr>
+        <w:pStyle w:val="BodyText"/>
+      </w:pPr>
+      <w:r>
+        <w:t xml:space="preserve">CHOI: Да, она падала. Я тогда был студентом, и мой отец потерял работу. Я… я это помню.</w:t>
+      </w:r>
+    </w:p>
+    <w:p>
+      <w:pPr>
+        <w:pStyle w:val="BodyText"/>
+      </w:pPr>
+      <w:r>
+        <w:t xml:space="preserve">TKACH: Тогда вы знаете. Курс — это не цифра на экране. Это отец, который остался без работы.</w:t>
+      </w:r>
+    </w:p>
+    <w:p>
+      <w:pPr>
+        <w:pStyle w:val="BodyText"/>
+      </w:pPr>
+      <w:r>
+        <w:t xml:space="preserve">DOYUN: Президент долго говорит Чхве что-то по-корейски. Можно я переведу коротко?</w:t>
+      </w:r>
+    </w:p>
+    <w:p>
+      <w:pPr>
+        <w:pStyle w:val="BodyText"/>
+      </w:pPr>
+      <w:r>
+        <w:t xml:space="preserve">ALEKSEY: Переводи, Доюн, только как есть, ничего не смягчай.</w:t>
+      </w:r>
+    </w:p>
+    <w:p>
+      <w:pPr>
+        <w:pStyle w:val="BodyText"/>
+      </w:pPr>
+      <w:r>
+        <w:t xml:space="preserve">DOYUN: Он сказал: «В девяносто седьмом нам помогли японцы, они дали нам отсрочку, и мы их не забыли. Прошло тридцать два года, и сейчас наша очередь. Не потому, что русские бедные, а потому, что мы помним».</w:t>
+      </w:r>
+    </w:p>
+    <w:p>
+      <w:pPr>
+        <w:pStyle w:val="BodyText"/>
+      </w:pPr>
+      <w:r>
+        <w:t xml:space="preserve">CHOI: Господин президент… а какое тогда будет решение?</w:t>
+      </w:r>
+    </w:p>
+    <w:p>
+      <w:pPr>
+        <w:pStyle w:val="BodyText"/>
+      </w:pPr>
+      <w:r>
+        <w:t xml:space="preserve">DOYUN: Президент говорит: «Решение — в конце месяца. Сначала я хочу увидеть, как они скажут врачам. Если скажут честно — мы понесём свою часть». Это всё. После этого он встал, и совет закрыли. А Чхве остался сидеть и что-то пишет в блокноте.</w:t>
+      </w:r>
+    </w:p>
+    <w:p>
+      <w:pPr>
+        <w:pStyle w:val="BodyText"/>
+      </w:pPr>
+      <w:r>
+        <w:t xml:space="preserve">IRINA: «Если скажут честно». Доюн, это условие?</w:t>
+      </w:r>
+    </w:p>
+    <w:p>
+      <w:pPr>
+        <w:pStyle w:val="BodyText"/>
+      </w:pPr>
+      <w:r>
+        <w:t xml:space="preserve">DOYUN: Нет, это не условие, это экзамен, как у Корниловой. И пересдачи не будет.</w:t>
+      </w:r>
+    </w:p>
+    <w:p>
+      <w:pPr>
+        <w:pStyle w:val="BodyText"/>
+      </w:pPr>
+      <w:r>
+        <w:t xml:space="preserve">MARINA: Экзамен без пересдачи — мне нравится ваш президент, хотя он и строгий.</w:t>
+      </w:r>
+    </w:p>
+    <w:p>
+      <w:pPr>
+        <w:pStyle w:val="BodyText"/>
+      </w:pPr>
+      <w:r>
+        <w:t xml:space="preserve">ALEKSEY: Значит, наше письмо врачам — это экзамен для всех нас.</w:t>
+      </w:r>
+    </w:p>
+    <w:p>
+      <w:pPr>
+        <w:pStyle w:val="BodyText"/>
+      </w:pPr>
+      <w:r>
+        <w:t xml:space="preserve">OLGA: Тогда я напишу его сегодня, и без слова «вынуждены». Я ненавижу «вынуждены», потому что так пишут, когда врут.</w:t>
+      </w:r>
+    </w:p>
+    <w:p>
+      <w:pPr>
+        <w:pStyle w:val="BodyText"/>
+      </w:pPr>
+      <w:r>
+        <w:t xml:space="preserve">ALEKSEY: Пишите, Ольга Петровна, без «вынуждены» и своим голосом, как вы умеете.</w:t>
       </w:r>
     </w:p>
     <w:bookmarkEnd w:id="24"/>
@@ -2233,119 +2233,119 @@
         <w:pStyle w:val="FirstParagraph"/>
       </w:pPr>
       <w:r>
-        <w:t xml:space="preserve">OLGA: Протокол. Шесть сторон. «Одна чайхана». «Мост» — двадцать пять. Партнёры — по силам. Врачам — не более двенадцати.</w:t>
-      </w:r>
-    </w:p>
-    <w:p>
-      <w:pPr>
-        <w:pStyle w:val="BodyText"/>
-      </w:pPr>
-      <w:r>
-        <w:t xml:space="preserve">MARINA: Подписываю. Ровно. Петербург.</w:t>
-      </w:r>
-    </w:p>
-    <w:p>
-      <w:pPr>
-        <w:pStyle w:val="BodyText"/>
-      </w:pPr>
-      <w:r>
-        <w:t xml:space="preserve">RUSTEM: Подписываю. И по-татарски, на полях. Айдар просил. «Бергә». Вместе.</w:t>
-      </w:r>
-    </w:p>
-    <w:p>
-      <w:pPr>
-        <w:pStyle w:val="BodyText"/>
-      </w:pPr>
-      <w:r>
-        <w:t xml:space="preserve">ZAVODCHIKOV: Подписываю. Крепко. Урал. Ручка, кажется, сломалась.</w:t>
-      </w:r>
-    </w:p>
-    <w:p>
-      <w:pPr>
-        <w:pStyle w:val="BodyText"/>
-      </w:pPr>
-      <w:r>
-        <w:t xml:space="preserve">TKACH: Подписываю. А теперь — крабы. Они растаяли. Это не взятка. Это обед.</w:t>
-      </w:r>
-    </w:p>
-    <w:p>
-      <w:pPr>
-        <w:pStyle w:val="BodyText"/>
-      </w:pPr>
-      <w:r>
-        <w:t xml:space="preserve">KEDROV: Я подписываю последним. Можно? Чтобы видеть, как подписывают старшие.</w:t>
-      </w:r>
-    </w:p>
-    <w:p>
-      <w:pPr>
-        <w:pStyle w:val="BodyText"/>
-      </w:pPr>
-      <w:r>
-        <w:t xml:space="preserve">ALEKSEY: Можно. Кирилл, сохрани бейджи. Все пять. Положим в архив. Рядом с картонкой.</w:t>
-      </w:r>
-    </w:p>
-    <w:p>
-      <w:pPr>
-        <w:pStyle w:val="BodyText"/>
-      </w:pPr>
-      <w:r>
-        <w:t xml:space="preserve">KIRILL: Сохраню. И напишу на обороте дату. Первая встреча. Без радости. Но вместе.</w:t>
-      </w:r>
-    </w:p>
-    <w:p>
-      <w:pPr>
-        <w:pStyle w:val="BodyText"/>
-      </w:pPr>
-      <w:r>
-        <w:t xml:space="preserve">IRINA: Алексей. Звонок из банка. Плохой.</w:t>
-      </w:r>
-    </w:p>
-    <w:p>
-      <w:pPr>
-        <w:pStyle w:val="BodyText"/>
-      </w:pPr>
-      <w:r>
-        <w:t xml:space="preserve">ALEKSEY: Какой ещё банк? Сегодня?</w:t>
-      </w:r>
-    </w:p>
-    <w:p>
-      <w:pPr>
-        <w:pStyle w:val="BodyText"/>
-      </w:pPr>
-      <w:r>
-        <w:t xml:space="preserve">IRINA: Наш. Платёж в Корею за прошлую партию ушёл в пятницу. Сегодня банк-корреспондент его остановил.</w:t>
-      </w:r>
-    </w:p>
-    <w:p>
-      <w:pPr>
-        <w:pStyle w:val="BodyText"/>
-      </w:pPr>
-      <w:r>
-        <w:t xml:space="preserve">OLGA: Остановил? На сколько?</w:t>
-      </w:r>
-    </w:p>
-    <w:p>
-      <w:pPr>
-        <w:pStyle w:val="BodyText"/>
-      </w:pPr>
-      <w:r>
-        <w:t xml:space="preserve">IRINA: Не говорят. Запросили документы. «Платёж задерживается до выяснения». Седжин ждёт в среду.</w:t>
-      </w:r>
-    </w:p>
-    <w:p>
-      <w:pPr>
-        <w:pStyle w:val="BodyText"/>
-      </w:pPr>
-      <w:r>
-        <w:t xml:space="preserve">ALEKSEY: Значит, экзамен — не только письмо врачам. Экзамен — каждый день.</w:t>
-      </w:r>
-    </w:p>
-    <w:p>
-      <w:pPr>
-        <w:pStyle w:val="BodyText"/>
-      </w:pPr>
-      <w:r>
-        <w:t xml:space="preserve">MARINA: Добро пожаловать в кризис, Алексей Николаевич. В Петербурге мы это называем — «вторник».</w:t>
+        <w:t xml:space="preserve">OLGA: Читаю протокол: шесть сторон, «Одна чайхана». «Мост» несёт двадцать пять, партнёры — по силам, а врачам — не более двенадцати.</w:t>
+      </w:r>
+    </w:p>
+    <w:p>
+      <w:pPr>
+        <w:pStyle w:val="BodyText"/>
+      </w:pPr>
+      <w:r>
+        <w:t xml:space="preserve">MARINA: Подписываю ровно, как у нас принято. Петербург.</w:t>
+      </w:r>
+    </w:p>
+    <w:p>
+      <w:pPr>
+        <w:pStyle w:val="BodyText"/>
+      </w:pPr>
+      <w:r>
+        <w:t xml:space="preserve">RUSTEM: Подписываю, и ещё по-татарски на полях, потому что Айдар просил. «Бергә», то есть «вместе».</w:t>
+      </w:r>
+    </w:p>
+    <w:p>
+      <w:pPr>
+        <w:pStyle w:val="BodyText"/>
+      </w:pPr>
+      <w:r>
+        <w:t xml:space="preserve">ZAVODCHIKOV: Подписываю крепко, по-уральски. Кажется, я сломал ручку, но подпись осталась.</w:t>
+      </w:r>
+    </w:p>
+    <w:p>
+      <w:pPr>
+        <w:pStyle w:val="BodyText"/>
+      </w:pPr>
+      <w:r>
+        <w:t xml:space="preserve">TKACH: Подписываю. А теперь крабы, потому что они уже растаяли. Это не взятка, это обед.</w:t>
+      </w:r>
+    </w:p>
+    <w:p>
+      <w:pPr>
+        <w:pStyle w:val="BodyText"/>
+      </w:pPr>
+      <w:r>
+        <w:t xml:space="preserve">KEDROV: Можно я подпишу последним? Мне хочется посмотреть, как подписывают старшие.</w:t>
+      </w:r>
+    </w:p>
+    <w:p>
+      <w:pPr>
+        <w:pStyle w:val="BodyText"/>
+      </w:pPr>
+      <w:r>
+        <w:t xml:space="preserve">ALEKSEY: Можно. Кирилл, сохрани все пять бейджей, мы положим их в архив рядом с картонкой.</w:t>
+      </w:r>
+    </w:p>
+    <w:p>
+      <w:pPr>
+        <w:pStyle w:val="BodyText"/>
+      </w:pPr>
+      <w:r>
+        <w:t xml:space="preserve">KIRILL: Сохраню и напишу на обороте дату: первая встреча, прошла без радости, но вместе.</w:t>
+      </w:r>
+    </w:p>
+    <w:p>
+      <w:pPr>
+        <w:pStyle w:val="BodyText"/>
+      </w:pPr>
+      <w:r>
+        <w:t xml:space="preserve">IRINA: Алексей, мне звонят из банка, и новости плохие.</w:t>
+      </w:r>
+    </w:p>
+    <w:p>
+      <w:pPr>
+        <w:pStyle w:val="BodyText"/>
+      </w:pPr>
+      <w:r>
+        <w:t xml:space="preserve">ALEKSEY: Какой ещё банк? Почему именно сегодня?</w:t>
+      </w:r>
+    </w:p>
+    <w:p>
+      <w:pPr>
+        <w:pStyle w:val="BodyText"/>
+      </w:pPr>
+      <w:r>
+        <w:t xml:space="preserve">IRINA: Наш банк. Платёж в Корею за прошлую партию ушёл в пятницу, а сегодня банк-корреспондент его остановил.</w:t>
+      </w:r>
+    </w:p>
+    <w:p>
+      <w:pPr>
+        <w:pStyle w:val="BodyText"/>
+      </w:pPr>
+      <w:r>
+        <w:t xml:space="preserve">OLGA: Как остановил? И надолго ли?</w:t>
+      </w:r>
+    </w:p>
+    <w:p>
+      <w:pPr>
+        <w:pStyle w:val="BodyText"/>
+      </w:pPr>
+      <w:r>
+        <w:t xml:space="preserve">IRINA: Не говорят, только запросили документы и пишут: «Платёж задерживается до выяснения». А Седжин ждёт деньги в среду.</w:t>
+      </w:r>
+    </w:p>
+    <w:p>
+      <w:pPr>
+        <w:pStyle w:val="BodyText"/>
+      </w:pPr>
+      <w:r>
+        <w:t xml:space="preserve">ALEKSEY: Значит, экзамен — это не только письмо врачам. Экзамен у нас теперь каждый день.</w:t>
+      </w:r>
+    </w:p>
+    <w:p>
+      <w:pPr>
+        <w:pStyle w:val="BodyText"/>
+      </w:pPr>
+      <w:r>
+        <w:t xml:space="preserve">MARINA: Добро пожаловать в кризис, Алексей Николаевич. В Петербурге мы это называем «вторник».</w:t>
       </w:r>
     </w:p>
     <w:p>
@@ -3189,10 +3189,358 @@
         <w:t xml:space="preserve">“</w:t>
       </w:r>
       <w:r>
-        <w:t xml:space="preserve">Сами. Никто не просил. Скажите президенту: Петербург отдал три пункта. Не из жалости — из расчёта. Нам нужен «Мост» через год, через пять, через десять. А «Мост» без Седжин — это пустая полка. Значит, мы держим и вас тоже.</w:t>
+        <w:t xml:space="preserve">Сами. Никто не просил. Скажите президенту: Петербург отдал три пункта. Не из жалости — из расчёта. Нам нужен «Мост» через год, через пять, через десять лет. А «Мост» без Седжин — это пустая полка. Значит, мы держим и вас тоже, хотя вы, может быть, этого и не видите.</w:t>
       </w:r>
       <w:r>
         <w:t xml:space="preserve">”</w:t>
+      </w:r>
+    </w:p>
+    <w:tbl>
+      <w:tblPr>
+        <w:tblStyle w:val="Table"/>
+        <w:tblW w:type="pct" w:w="5000"/>
+        <w:tblLook w:firstRow="1" w:lastRow="0" w:firstColumn="0" w:lastColumn="0" w:noHBand="0" w:noVBand="0" w:val="0020"/>
+        <w:jc w:val="start"/>
+      </w:tblPr>
+      <w:tblGrid>
+        <w:gridCol w:w="2640"/>
+        <w:gridCol w:w="2640"/>
+        <w:gridCol w:w="2640"/>
+      </w:tblGrid>
+      <w:tr>
+        <w:trPr>
+          <w:tblHeader w:val="true"/>
+        </w:trPr>
+        <w:tc>
+          <w:tcPr/>
+          <w:p>
+            <w:pPr>
+              <w:pStyle w:val="Compact"/>
+              <w:jc w:val="left"/>
+            </w:pPr>
+            <w:r>
+              <w:t xml:space="preserve">구조</w:t>
+            </w:r>
+          </w:p>
+        </w:tc>
+        <w:tc>
+          <w:tcPr/>
+          <w:p>
+            <w:pPr>
+              <w:pStyle w:val="Compact"/>
+              <w:jc w:val="left"/>
+            </w:pPr>
+            <w:r>
+              <w:t xml:space="preserve">러시아어</w:t>
+            </w:r>
+          </w:p>
+        </w:tc>
+        <w:tc>
+          <w:tcPr/>
+          <w:p>
+            <w:pPr>
+              <w:pStyle w:val="Compact"/>
+              <w:jc w:val="left"/>
+            </w:pPr>
+            <w:r>
+              <w:t xml:space="preserve">기능</w:t>
+            </w:r>
+          </w:p>
+        </w:tc>
+      </w:tr>
+      <w:tr>
+        <w:tc>
+          <w:tcPr/>
+          <w:p>
+            <w:pPr>
+              <w:pStyle w:val="Compact"/>
+              <w:jc w:val="left"/>
+            </w:pPr>
+            <w:r>
+              <w:t xml:space="preserve">① 확인</w:t>
+            </w:r>
+          </w:p>
+        </w:tc>
+        <w:tc>
+          <w:tcPr/>
+          <w:p>
+            <w:pPr>
+              <w:pStyle w:val="Compact"/>
+              <w:jc w:val="left"/>
+            </w:pPr>
+            <w:r>
+              <w:t xml:space="preserve">Сами. Никто не просил.</w:t>
+            </w:r>
+          </w:p>
+        </w:tc>
+        <w:tc>
+          <w:tcPr/>
+          <w:p>
+            <w:pPr>
+              <w:pStyle w:val="Compact"/>
+              <w:jc w:val="left"/>
+            </w:pPr>
+            <w:r>
+              <w:t xml:space="preserve">자발성 강조</w:t>
+            </w:r>
+          </w:p>
+        </w:tc>
+      </w:tr>
+      <w:tr>
+        <w:tc>
+          <w:tcPr/>
+          <w:p>
+            <w:pPr>
+              <w:pStyle w:val="Compact"/>
+              <w:jc w:val="left"/>
+            </w:pPr>
+            <w:r>
+              <w:t xml:space="preserve">② 전달</w:t>
+            </w:r>
+          </w:p>
+        </w:tc>
+        <w:tc>
+          <w:tcPr/>
+          <w:p>
+            <w:pPr>
+              <w:pStyle w:val="Compact"/>
+              <w:jc w:val="left"/>
+            </w:pPr>
+            <w:r>
+              <w:t xml:space="preserve">Скажите президенту: …</w:t>
+            </w:r>
+          </w:p>
+        </w:tc>
+        <w:tc>
+          <w:tcPr/>
+          <w:p>
+            <w:pPr>
+              <w:pStyle w:val="Compact"/>
+              <w:jc w:val="left"/>
+            </w:pPr>
+            <w:r>
+              <w:t xml:space="preserve">명령형 + 간접 화법</w:t>
+            </w:r>
+          </w:p>
+        </w:tc>
+      </w:tr>
+      <w:tr>
+        <w:tc>
+          <w:tcPr/>
+          <w:p>
+            <w:pPr>
+              <w:pStyle w:val="Compact"/>
+              <w:jc w:val="left"/>
+            </w:pPr>
+            <w:r>
+              <w:t xml:space="preserve">③ 동기</w:t>
+            </w:r>
+          </w:p>
+        </w:tc>
+        <w:tc>
+          <w:tcPr/>
+          <w:p>
+            <w:pPr>
+              <w:pStyle w:val="Compact"/>
+              <w:jc w:val="left"/>
+            </w:pPr>
+            <w:r>
+              <w:t xml:space="preserve">Не из жалости — из расчёта.</w:t>
+            </w:r>
+          </w:p>
+        </w:tc>
+        <w:tc>
+          <w:tcPr/>
+          <w:p>
+            <w:pPr>
+              <w:pStyle w:val="Compact"/>
+              <w:jc w:val="left"/>
+            </w:pPr>
+            <w:r>
+              <w:t xml:space="preserve">из + 생격 = 동기</w:t>
+            </w:r>
+          </w:p>
+        </w:tc>
+      </w:tr>
+      <w:tr>
+        <w:tc>
+          <w:tcPr/>
+          <w:p>
+            <w:pPr>
+              <w:pStyle w:val="Compact"/>
+              <w:jc w:val="left"/>
+            </w:pPr>
+            <w:r>
+              <w:t xml:space="preserve">④ 시간</w:t>
+            </w:r>
+          </w:p>
+        </w:tc>
+        <w:tc>
+          <w:tcPr/>
+          <w:p>
+            <w:pPr>
+              <w:pStyle w:val="Compact"/>
+              <w:jc w:val="left"/>
+            </w:pPr>
+            <w:r>
+              <w:t xml:space="preserve">…через год, через пять, через десять лет.</w:t>
+            </w:r>
+          </w:p>
+        </w:tc>
+        <w:tc>
+          <w:tcPr/>
+          <w:p>
+            <w:pPr>
+              <w:pStyle w:val="Compact"/>
+              <w:jc w:val="left"/>
+            </w:pPr>
+            <w:r>
+              <w:t xml:space="preserve">반복으로 장기성</w:t>
+            </w:r>
+          </w:p>
+        </w:tc>
+      </w:tr>
+      <w:tr>
+        <w:tc>
+          <w:tcPr/>
+          <w:p>
+            <w:pPr>
+              <w:pStyle w:val="Compact"/>
+              <w:jc w:val="left"/>
+            </w:pPr>
+            <w:r>
+              <w:t xml:space="preserve">⑤ 논리</w:t>
+            </w:r>
+          </w:p>
+        </w:tc>
+        <w:tc>
+          <w:tcPr/>
+          <w:p>
+            <w:pPr>
+              <w:pStyle w:val="Compact"/>
+              <w:jc w:val="left"/>
+            </w:pPr>
+            <w:r>
+              <w:t xml:space="preserve">А «Мост» без Седжин — это пустая полка.</w:t>
+            </w:r>
+          </w:p>
+        </w:tc>
+        <w:tc>
+          <w:tcPr/>
+          <w:p>
+            <w:pPr>
+              <w:pStyle w:val="Compact"/>
+              <w:jc w:val="left"/>
+            </w:pPr>
+            <w:r>
+              <w:t xml:space="preserve">без + 생격</w:t>
+            </w:r>
+          </w:p>
+        </w:tc>
+      </w:tr>
+      <w:tr>
+        <w:tc>
+          <w:tcPr/>
+          <w:p>
+            <w:pPr>
+              <w:pStyle w:val="Compact"/>
+              <w:jc w:val="left"/>
+            </w:pPr>
+            <w:r>
+              <w:t xml:space="preserve">⑥ 결론</w:t>
+            </w:r>
+          </w:p>
+        </w:tc>
+        <w:tc>
+          <w:tcPr/>
+          <w:p>
+            <w:pPr>
+              <w:pStyle w:val="Compact"/>
+              <w:jc w:val="left"/>
+            </w:pPr>
+            <w:r>
+              <w:t xml:space="preserve">Значит, мы держим и вас тоже, хотя вы… не видите.</w:t>
+            </w:r>
+          </w:p>
+        </w:tc>
+        <w:tc>
+          <w:tcPr/>
+          <w:p>
+            <w:pPr>
+              <w:pStyle w:val="Compact"/>
+              <w:jc w:val="left"/>
+            </w:pPr>
+            <w:r>
+              <w:t xml:space="preserve">и… тоже = ~도 역시 / хотя = ~지만 (양보)</w:t>
+            </w:r>
+          </w:p>
+        </w:tc>
+      </w:tr>
+    </w:tbl>
+    <w:p>
+      <w:pPr>
+        <w:pStyle w:val="BodyText"/>
+      </w:pPr>
+      <w:r>
+        <w:rPr>
+          <w:bCs/>
+          <w:b/>
+        </w:rPr>
+        <w:t xml:space="preserve">활용 패턴:</w:t>
+      </w:r>
+      <w:r>
+        <w:t xml:space="preserve"> </w:t>
+      </w:r>
+      <w:r>
+        <w:t xml:space="preserve">“</w:t>
+      </w:r>
+      <w:r>
+        <w:t xml:space="preserve">Сами. Скажите…: … Не из…, а из… Нам нужен… А … без … — это… Значит, мы…, хотя вы…</w:t>
+      </w:r>
+      <w:r>
+        <w:t xml:space="preserve">”</w:t>
+      </w:r>
+      <w:r>
+        <w:t xml:space="preserve"> </w:t>
+      </w:r>
+      <w:r>
+        <w:rPr>
+          <w:bCs/>
+          <w:b/>
+        </w:rPr>
+        <w:t xml:space="preserve">연결 표현:</w:t>
+      </w:r>
+      <w:r>
+        <w:t xml:space="preserve"> </w:t>
+      </w:r>
+      <w:r>
+        <w:t xml:space="preserve">не из… — из · а · значит · хотя(~이긴 하지만) · может быть(어쩌면)</w:t>
+      </w:r>
+      <w:r>
+        <w:t xml:space="preserve"> </w:t>
+      </w:r>
+      <w:r>
+        <w:rPr>
+          <w:bCs/>
+          <w:b/>
+        </w:rPr>
+        <w:t xml:space="preserve">연습:</w:t>
+      </w:r>
+      <w:r>
+        <w:t xml:space="preserve"> </w:t>
+      </w:r>
+      <w:r>
+        <w:t xml:space="preserve">파트너가 왜 자발적으로 양보하는지 공급사에 설명하는 말을 35~60단어로.</w:t>
+      </w:r>
+    </w:p>
+    <w:bookmarkEnd w:id="30"/>
+    <w:bookmarkStart w:id="31" w:name="문법강세-노트"/>
+    <w:p>
+      <w:pPr>
+        <w:pStyle w:val="Heading3"/>
+      </w:pPr>
+      <w:r>
+        <w:t xml:space="preserve">⑤ 문법·강세 노트</w:t>
       </w:r>
     </w:p>
     <w:tbl>
@@ -3219,354 +3567,6 @@
               <w:jc w:val="left"/>
             </w:pPr>
             <w:r>
-              <w:t xml:space="preserve">구조</w:t>
-            </w:r>
-          </w:p>
-        </w:tc>
-        <w:tc>
-          <w:tcPr/>
-          <w:p>
-            <w:pPr>
-              <w:pStyle w:val="Compact"/>
-              <w:jc w:val="left"/>
-            </w:pPr>
-            <w:r>
-              <w:t xml:space="preserve">러시아어</w:t>
-            </w:r>
-          </w:p>
-        </w:tc>
-        <w:tc>
-          <w:tcPr/>
-          <w:p>
-            <w:pPr>
-              <w:pStyle w:val="Compact"/>
-              <w:jc w:val="left"/>
-            </w:pPr>
-            <w:r>
-              <w:t xml:space="preserve">기능</w:t>
-            </w:r>
-          </w:p>
-        </w:tc>
-      </w:tr>
-      <w:tr>
-        <w:tc>
-          <w:tcPr/>
-          <w:p>
-            <w:pPr>
-              <w:pStyle w:val="Compact"/>
-              <w:jc w:val="left"/>
-            </w:pPr>
-            <w:r>
-              <w:t xml:space="preserve">① 확인</w:t>
-            </w:r>
-          </w:p>
-        </w:tc>
-        <w:tc>
-          <w:tcPr/>
-          <w:p>
-            <w:pPr>
-              <w:pStyle w:val="Compact"/>
-              <w:jc w:val="left"/>
-            </w:pPr>
-            <w:r>
-              <w:t xml:space="preserve">Сами. Никто не просил.</w:t>
-            </w:r>
-          </w:p>
-        </w:tc>
-        <w:tc>
-          <w:tcPr/>
-          <w:p>
-            <w:pPr>
-              <w:pStyle w:val="Compact"/>
-              <w:jc w:val="left"/>
-            </w:pPr>
-            <w:r>
-              <w:t xml:space="preserve">자발성 강조</w:t>
-            </w:r>
-          </w:p>
-        </w:tc>
-      </w:tr>
-      <w:tr>
-        <w:tc>
-          <w:tcPr/>
-          <w:p>
-            <w:pPr>
-              <w:pStyle w:val="Compact"/>
-              <w:jc w:val="left"/>
-            </w:pPr>
-            <w:r>
-              <w:t xml:space="preserve">② 전달</w:t>
-            </w:r>
-          </w:p>
-        </w:tc>
-        <w:tc>
-          <w:tcPr/>
-          <w:p>
-            <w:pPr>
-              <w:pStyle w:val="Compact"/>
-              <w:jc w:val="left"/>
-            </w:pPr>
-            <w:r>
-              <w:t xml:space="preserve">Скажите президенту: …</w:t>
-            </w:r>
-          </w:p>
-        </w:tc>
-        <w:tc>
-          <w:tcPr/>
-          <w:p>
-            <w:pPr>
-              <w:pStyle w:val="Compact"/>
-              <w:jc w:val="left"/>
-            </w:pPr>
-            <w:r>
-              <w:t xml:space="preserve">명령형 + 간접 화법</w:t>
-            </w:r>
-          </w:p>
-        </w:tc>
-      </w:tr>
-      <w:tr>
-        <w:tc>
-          <w:tcPr/>
-          <w:p>
-            <w:pPr>
-              <w:pStyle w:val="Compact"/>
-              <w:jc w:val="left"/>
-            </w:pPr>
-            <w:r>
-              <w:t xml:space="preserve">③ 동기</w:t>
-            </w:r>
-          </w:p>
-        </w:tc>
-        <w:tc>
-          <w:tcPr/>
-          <w:p>
-            <w:pPr>
-              <w:pStyle w:val="Compact"/>
-              <w:jc w:val="left"/>
-            </w:pPr>
-            <w:r>
-              <w:t xml:space="preserve">Не из жалости — из расчёта.</w:t>
-            </w:r>
-          </w:p>
-        </w:tc>
-        <w:tc>
-          <w:tcPr/>
-          <w:p>
-            <w:pPr>
-              <w:pStyle w:val="Compact"/>
-              <w:jc w:val="left"/>
-            </w:pPr>
-            <w:r>
-              <w:t xml:space="preserve">из + 생격 = 동기</w:t>
-            </w:r>
-          </w:p>
-        </w:tc>
-      </w:tr>
-      <w:tr>
-        <w:tc>
-          <w:tcPr/>
-          <w:p>
-            <w:pPr>
-              <w:pStyle w:val="Compact"/>
-              <w:jc w:val="left"/>
-            </w:pPr>
-            <w:r>
-              <w:t xml:space="preserve">④ 시간</w:t>
-            </w:r>
-          </w:p>
-        </w:tc>
-        <w:tc>
-          <w:tcPr/>
-          <w:p>
-            <w:pPr>
-              <w:pStyle w:val="Compact"/>
-              <w:jc w:val="left"/>
-            </w:pPr>
-            <w:r>
-              <w:t xml:space="preserve">…через год, через пять, через десять.</w:t>
-            </w:r>
-          </w:p>
-        </w:tc>
-        <w:tc>
-          <w:tcPr/>
-          <w:p>
-            <w:pPr>
-              <w:pStyle w:val="Compact"/>
-              <w:jc w:val="left"/>
-            </w:pPr>
-            <w:r>
-              <w:t xml:space="preserve">반복으로 장기성</w:t>
-            </w:r>
-          </w:p>
-        </w:tc>
-      </w:tr>
-      <w:tr>
-        <w:tc>
-          <w:tcPr/>
-          <w:p>
-            <w:pPr>
-              <w:pStyle w:val="Compact"/>
-              <w:jc w:val="left"/>
-            </w:pPr>
-            <w:r>
-              <w:t xml:space="preserve">⑤ 논리</w:t>
-            </w:r>
-          </w:p>
-        </w:tc>
-        <w:tc>
-          <w:tcPr/>
-          <w:p>
-            <w:pPr>
-              <w:pStyle w:val="Compact"/>
-              <w:jc w:val="left"/>
-            </w:pPr>
-            <w:r>
-              <w:t xml:space="preserve">А «Мост» без Седжин — это пустая полка.</w:t>
-            </w:r>
-          </w:p>
-        </w:tc>
-        <w:tc>
-          <w:tcPr/>
-          <w:p>
-            <w:pPr>
-              <w:pStyle w:val="Compact"/>
-              <w:jc w:val="left"/>
-            </w:pPr>
-            <w:r>
-              <w:t xml:space="preserve">без + 생격</w:t>
-            </w:r>
-          </w:p>
-        </w:tc>
-      </w:tr>
-      <w:tr>
-        <w:tc>
-          <w:tcPr/>
-          <w:p>
-            <w:pPr>
-              <w:pStyle w:val="Compact"/>
-              <w:jc w:val="left"/>
-            </w:pPr>
-            <w:r>
-              <w:t xml:space="preserve">⑥ 결론</w:t>
-            </w:r>
-          </w:p>
-        </w:tc>
-        <w:tc>
-          <w:tcPr/>
-          <w:p>
-            <w:pPr>
-              <w:pStyle w:val="Compact"/>
-              <w:jc w:val="left"/>
-            </w:pPr>
-            <w:r>
-              <w:t xml:space="preserve">Значит, мы держим и вас тоже.</w:t>
-            </w:r>
-          </w:p>
-        </w:tc>
-        <w:tc>
-          <w:tcPr/>
-          <w:p>
-            <w:pPr>
-              <w:pStyle w:val="Compact"/>
-              <w:jc w:val="left"/>
-            </w:pPr>
-            <w:r>
-              <w:t xml:space="preserve">и… тоже = ~도 역시</w:t>
-            </w:r>
-          </w:p>
-        </w:tc>
-      </w:tr>
-    </w:tbl>
-    <w:p>
-      <w:pPr>
-        <w:pStyle w:val="BodyText"/>
-      </w:pPr>
-      <w:r>
-        <w:rPr>
-          <w:bCs/>
-          <w:b/>
-        </w:rPr>
-        <w:t xml:space="preserve">활용 패턴:</w:t>
-      </w:r>
-      <w:r>
-        <w:t xml:space="preserve"> </w:t>
-      </w:r>
-      <w:r>
-        <w:t xml:space="preserve">“</w:t>
-      </w:r>
-      <w:r>
-        <w:t xml:space="preserve">Сами. Скажите…: … Не из…, а из… Нам нужен… А … без … — это… Значит, мы…</w:t>
-      </w:r>
-      <w:r>
-        <w:t xml:space="preserve">”</w:t>
-      </w:r>
-      <w:r>
-        <w:t xml:space="preserve"> </w:t>
-      </w:r>
-      <w:r>
-        <w:rPr>
-          <w:bCs/>
-          <w:b/>
-        </w:rPr>
-        <w:t xml:space="preserve">연결 표현:</w:t>
-      </w:r>
-      <w:r>
-        <w:t xml:space="preserve"> </w:t>
-      </w:r>
-      <w:r>
-        <w:t xml:space="preserve">не из… — из · а · значит</w:t>
-      </w:r>
-      <w:r>
-        <w:t xml:space="preserve"> </w:t>
-      </w:r>
-      <w:r>
-        <w:rPr>
-          <w:bCs/>
-          <w:b/>
-        </w:rPr>
-        <w:t xml:space="preserve">연습:</w:t>
-      </w:r>
-      <w:r>
-        <w:t xml:space="preserve"> </w:t>
-      </w:r>
-      <w:r>
-        <w:t xml:space="preserve">파트너가 왜 자발적으로 양보하는지 공급사에 설명하는 말을 30~40단어로.</w:t>
-      </w:r>
-    </w:p>
-    <w:bookmarkEnd w:id="30"/>
-    <w:bookmarkStart w:id="31" w:name="문법강세-노트"/>
-    <w:p>
-      <w:pPr>
-        <w:pStyle w:val="Heading3"/>
-      </w:pPr>
-      <w:r>
-        <w:t xml:space="preserve">⑤ 문법·강세 노트</w:t>
-      </w:r>
-    </w:p>
-    <w:tbl>
-      <w:tblPr>
-        <w:tblStyle w:val="Table"/>
-        <w:tblW w:type="auto" w:w="0"/>
-        <w:tblLook w:firstRow="1" w:lastRow="0" w:firstColumn="0" w:lastColumn="0" w:noHBand="0" w:noVBand="0" w:val="0020"/>
-        <w:jc w:val="start"/>
-      </w:tblPr>
-      <w:tblGrid>
-        <w:gridCol w:w="2640"/>
-        <w:gridCol w:w="2640"/>
-        <w:gridCol w:w="2640"/>
-      </w:tblGrid>
-      <w:tr>
-        <w:trPr>
-          <w:tblHeader w:val="true"/>
-        </w:trPr>
-        <w:tc>
-          <w:tcPr/>
-          <w:p>
-            <w:pPr>
-              <w:pStyle w:val="Compact"/>
-              <w:jc w:val="left"/>
-            </w:pPr>
-            <w:r>
               <w:t xml:space="preserve">단어</w:t>
             </w:r>
           </w:p>
@@ -4035,119 +4035,119 @@
         <w:pStyle w:val="FirstParagraph"/>
       </w:pPr>
       <w:r>
-        <w:t xml:space="preserve">키릴: 명찰 준비됐어요. 이름과 도시. 크게. 파트너 다섯. 도시 다섯. 처음으로 — 다 함께.</w:t>
-      </w:r>
-    </w:p>
-    <w:p>
-      <w:pPr>
-        <w:pStyle w:val="BodyText"/>
-      </w:pPr>
-      <w:r>
-        <w:t xml:space="preserve">이리나: 10분. 마리나는 정확히 10시에 올 거예요. 일찍은 안 와요.</w:t>
-      </w:r>
-    </w:p>
-    <w:p>
-      <w:pPr>
-        <w:pStyle w:val="BodyText"/>
-      </w:pPr>
-      <w:r>
-        <w:t xml:space="preserve">디마: 루스템 갈림자노비치는 — 일찍요. 벌써 아래층에 있어요. 상자를 들고.</w:t>
-      </w:r>
-    </w:p>
-    <w:p>
-      <w:pPr>
-        <w:pStyle w:val="BodyText"/>
-      </w:pPr>
-      <w:r>
-        <w:t xml:space="preserve">루스템: 앗살라무 알라이쿰. 착착이에요. 카잔에서. 차 없이 환율 얘기는 — 얘기가 아니에요. 공황이지.</w:t>
-      </w:r>
-    </w:p>
-    <w:p>
-      <w:pPr>
-        <w:pStyle w:val="BodyText"/>
-      </w:pPr>
-      <w:r>
-        <w:t xml:space="preserve">자보드치코프: 자보드치코프. 우랄. 10년 만에 처음 모스크바예요. 시끄럽네. 다 보이려면 어디 앉아야 해요?</w:t>
-      </w:r>
-    </w:p>
-    <w:p>
-      <w:pPr>
-        <w:pStyle w:val="BodyText"/>
-      </w:pPr>
-      <w:r>
-        <w:t xml:space="preserve">트카치: 트카치. 블라디보스토크. 비행 아홉 시간. 게를 가져왔어요. 냉동. 이리나 세르게예브나, 뇌물 아니에요. 기후예요.</w:t>
-      </w:r>
-    </w:p>
-    <w:p>
-      <w:pPr>
-        <w:pStyle w:val="BodyText"/>
-      </w:pPr>
-      <w:r>
-        <w:t xml:space="preserve">이리나: 기억해요. 냉장고에 넣어 둬요. 일지 옆에.</w:t>
-      </w:r>
-    </w:p>
-    <w:p>
-      <w:pPr>
-        <w:pStyle w:val="BodyText"/>
-      </w:pPr>
-      <w:r>
-        <w:t xml:space="preserve">케드로프: 케드로프. 노보시비르스크. 「오비-팜」. 여기서 제가 제일 어리죠? 서른다섯. 아나톨리 표도로비치께 일지 쓰는 법을 배웠어요.</w:t>
-      </w:r>
-    </w:p>
-    <w:p>
-      <w:pPr>
-        <w:pStyle w:val="BodyText"/>
-      </w:pPr>
-      <w:r>
-        <w:t xml:space="preserve">자보드치코프: 가르쳤지. 3주. 다 적더군. 내가 욕한 것까지.</w:t>
-      </w:r>
-    </w:p>
-    <w:p>
-      <w:pPr>
-        <w:pStyle w:val="BodyText"/>
-      </w:pPr>
-      <w:r>
-        <w:t xml:space="preserve">마리나: 10시 정각. 레베데바. 페테르부르크. 모두 안녕하세요. 벌써 서로 아시네요. 나 없이.</w:t>
-      </w:r>
-    </w:p>
-    <w:p>
-      <w:pPr>
-        <w:pStyle w:val="BodyText"/>
-      </w:pPr>
-      <w:r>
-        <w:t xml:space="preserve">알렉세이: 마리나, 월요일에 다 모이자고 하신 건 당신이잖아요. 앉으세요. 당신의 회의예요. 당신의 조항이고.</w:t>
-      </w:r>
-    </w:p>
-    <w:p>
-      <w:pPr>
-        <w:pStyle w:val="BodyText"/>
-      </w:pPr>
-      <w:r>
-        <w:t xml:space="preserve">마리나: 내 조항. 「양측은 마주 앉는다」. 그래서 앉았어요. 다섯 쪽과 한 쪽 — 「모스트」.</w:t>
-      </w:r>
-    </w:p>
-    <w:p>
-      <w:pPr>
-        <w:pStyle w:val="BodyText"/>
-      </w:pPr>
-      <w:r>
-        <w:t xml:space="preserve">올가: 여섯 쪽이에요. 세진이 — 일곱 번째. 영상으로. 나중에.</w:t>
-      </w:r>
-    </w:p>
-    <w:p>
-      <w:pPr>
-        <w:pStyle w:val="BodyText"/>
-      </w:pPr>
-      <w:r>
-        <w:t xml:space="preserve">알렉세이: 그럼 시작하죠. 이리나, 숫자. 한 번만. 모두에게.</w:t>
-      </w:r>
-    </w:p>
-    <w:p>
-      <w:pPr>
-        <w:pStyle w:val="BodyText"/>
-      </w:pPr>
-      <w:r>
-        <w:t xml:space="preserve">이리나: 한 번만. 오늘 달러 — 131. 금요일 아침엔 100이었어요.</w:t>
+        <w:t xml:space="preserve">키릴: 명찰 준비됐어요. 하나하나에 이름과 도시를 크게 써 놨어요. 다섯 도시의 파트너 다섯 분이 처음으로 다 함께 모여요.</w:t>
+      </w:r>
+    </w:p>
+    <w:p>
+      <w:pPr>
+        <w:pStyle w:val="BodyText"/>
+      </w:pPr>
+      <w:r>
+        <w:t xml:space="preserve">이리나: 아직 10분 남았어요. 마리나는 정확히 10시에 올 거예요. 일찍 오는 법이 없거든요.</w:t>
+      </w:r>
+    </w:p>
+    <w:p>
+      <w:pPr>
+        <w:pStyle w:val="BodyText"/>
+      </w:pPr>
+      <w:r>
+        <w:t xml:space="preserve">디마: 그런데 루스템 갈림자노비치는 일찍 오셨어요. 벌써 아래층에 계시고, 손에 무슨 상자를 들고 계세요.</w:t>
+      </w:r>
+    </w:p>
+    <w:p>
+      <w:pPr>
+        <w:pStyle w:val="BodyText"/>
+      </w:pPr>
+      <w:r>
+        <w:t xml:space="preserve">루스템: 앗살라무 알라이쿰. 카잔에서 착착을 가져왔어요. 차 없이 하는 환율 얘기는 얘기가 아니라 공황이니까요.</w:t>
+      </w:r>
+    </w:p>
+    <w:p>
+      <w:pPr>
+        <w:pStyle w:val="BodyText"/>
+      </w:pPr>
+      <w:r>
+        <w:t xml:space="preserve">자보드치코프: 자보드치코프, 우랄이에요. 10년 만에 모스크바에 왔는데 정말 시끄럽네요. 다 보이려면 어디 앉아야 해요?</w:t>
+      </w:r>
+    </w:p>
+    <w:p>
+      <w:pPr>
+        <w:pStyle w:val="BodyText"/>
+      </w:pPr>
+      <w:r>
+        <w:t xml:space="preserve">트카치: 트카치, 블라디보스토크예요. 비행기로 아홉 시간 왔어요. 냉동 게를 가져왔어요. 이리나 세르게예브나, 뇌물이 아니라 그냥 우리 기후예요.</w:t>
+      </w:r>
+    </w:p>
+    <w:p>
+      <w:pPr>
+        <w:pStyle w:val="BodyText"/>
+      </w:pPr>
+      <w:r>
+        <w:t xml:space="preserve">이리나: 기억해요. 냉장고에 넣어 주세요, 일지 옆에요.</w:t>
+      </w:r>
+    </w:p>
+    <w:p>
+      <w:pPr>
+        <w:pStyle w:val="BodyText"/>
+      </w:pPr>
+      <w:r>
+        <w:t xml:space="preserve">케드로프: 케드로프, 노보시비르스크, 「오비-팜」이에요. 서른다섯이니 여기서 제가 제일 어린 것 같네요. 아나톨리 표도로비치께 일지 쓰는 법을 배웠어요.</w:t>
+      </w:r>
+    </w:p>
+    <w:p>
+      <w:pPr>
+        <w:pStyle w:val="BodyText"/>
+      </w:pPr>
+      <w:r>
+        <w:t xml:space="preserve">자보드치코프: 3주 동안 가르쳤지. 그런데 이 친구가 다 적더군, 내가 욕한 것까지.</w:t>
+      </w:r>
+    </w:p>
+    <w:p>
+      <w:pPr>
+        <w:pStyle w:val="BodyText"/>
+      </w:pPr>
+      <w:r>
+        <w:t xml:space="preserve">마리나: 10시 정각. 레베데바, 페테르부르크예요. 모두 안녕하세요. 나 없이 벌써 서로 인사들 하셨네요.</w:t>
+      </w:r>
+    </w:p>
+    <w:p>
+      <w:pPr>
+        <w:pStyle w:val="BodyText"/>
+      </w:pPr>
+      <w:r>
+        <w:t xml:space="preserve">알렉세이: 마리나, 월요일에 다 모이자고 하신 건 당신이잖아요. 앉으세요. 이건 당신의 회의이고 당신의 조항이에요.</w:t>
+      </w:r>
+    </w:p>
+    <w:p>
+      <w:pPr>
+        <w:pStyle w:val="BodyText"/>
+      </w:pPr>
+      <w:r>
+        <w:t xml:space="preserve">마리나: 그래요, 내 조항: 「양측은 마주 앉는다」. 그래서 이렇게 앉았죠 — 다섯 쪽과 또 한 쪽, 「모스트」.</w:t>
+      </w:r>
+    </w:p>
+    <w:p>
+      <w:pPr>
+        <w:pStyle w:val="BodyText"/>
+      </w:pPr>
+      <w:r>
+        <w:t xml:space="preserve">올가: 그럼 여섯 쪽이고, 세진이 일곱 번째예요. 영상으로 들어오는데, 나중에요.</w:t>
+      </w:r>
+    </w:p>
+    <w:p>
+      <w:pPr>
+        <w:pStyle w:val="BodyText"/>
+      </w:pPr>
+      <w:r>
+        <w:t xml:space="preserve">알렉세이: 그럼 시작하죠. 이리나, 모두 똑같이 듣도록 숫자를 한 번만 말해 주세요.</w:t>
+      </w:r>
+    </w:p>
+    <w:p>
+      <w:pPr>
+        <w:pStyle w:val="BodyText"/>
+      </w:pPr>
+      <w:r>
+        <w:t xml:space="preserve">이리나: 좋아요, 한 번만. 오늘 달러는 131루블이에요. 금요일 아침엔 100이었어요.</w:t>
       </w:r>
     </w:p>
     <w:bookmarkEnd w:id="33"/>
@@ -4165,279 +4165,279 @@
         <w:pStyle w:val="FirstParagraph"/>
       </w:pPr>
       <w:r>
-        <w:t xml:space="preserve">디마: 131. 확인했어요. 10분 전엔 129였어요.</w:t>
-      </w:r>
-    </w:p>
-    <w:p>
-      <w:pPr>
-        <w:pStyle w:val="BodyText"/>
-      </w:pPr>
-      <w:r>
-        <w:t xml:space="preserve">이리나: 자. 우리 환차손. 세진 결제는 2주 뒤 — 240만 달러. 오늘 환율로 — 계획보다 7,400만 루블 더. 작년 1년 이익 전부보다 많아요.</w:t>
-      </w:r>
-    </w:p>
-    <w:p>
-      <w:pPr>
-        <w:pStyle w:val="BodyText"/>
-      </w:pPr>
-      <w:r>
-        <w:t xml:space="preserve">자보드치코프: 7,400. 숫자 알겠어요. 주사기 하나엔 무슨 뜻이에요? 한 개에?</w:t>
-      </w:r>
-    </w:p>
-    <w:p>
-      <w:pPr>
-        <w:pStyle w:val="BodyText"/>
-      </w:pPr>
-      <w:r>
-        <w:t xml:space="preserve">이리나: 주사기 원가가 31퍼센트 올라요. 전부 의사에게 넘기면 — 가격이 3분의 1 올라요.</w:t>
-      </w:r>
-    </w:p>
-    <w:p>
-      <w:pPr>
-        <w:pStyle w:val="BodyText"/>
-      </w:pPr>
-      <w:r>
-        <w:t xml:space="preserve">케드로프: 3분의 1? 노보시비르스크 클리닉들은 안 그래도 한 푼 한 푼 세요. 회색으로 가요. 내일.</w:t>
-      </w:r>
-    </w:p>
-    <w:p>
-      <w:pPr>
-        <w:pStyle w:val="BodyText"/>
-      </w:pPr>
-      <w:r>
-        <w:t xml:space="preserve">트카치: 우린 — 회색이 아니라. 서울로 가요. 한국은 가깝죠, 기억하시죠. 그런데 서울도 이젠 루블로 비싸요 — 원도 통화니까. 그러니까 내 환자들은 집에 있을 거예요. 여기도 저기도 아니고. 회색보다 나빠요. 빈 의자예요.</w:t>
-      </w:r>
-    </w:p>
-    <w:p>
-      <w:pPr>
-        <w:pStyle w:val="BodyText"/>
-      </w:pPr>
-      <w:r>
-        <w:t xml:space="preserve">루스템: 카잔에선 회색이 40 올렸어요. 금요일에. 가격표 봤어요. 일다르 조카가 보내 줬어요.</w:t>
-      </w:r>
-    </w:p>
-    <w:p>
-      <w:pPr>
-        <w:pStyle w:val="BodyText"/>
-      </w:pPr>
-      <w:r>
-        <w:t xml:space="preserve">올가: 일다르 조카? 그 일다르?</w:t>
-      </w:r>
-    </w:p>
-    <w:p>
-      <w:pPr>
-        <w:pStyle w:val="BodyText"/>
-      </w:pPr>
-      <w:r>
-        <w:t xml:space="preserve">루스템: 그 일다르. 그 애가 이젠 우리 기사예요. 삼촌 밑에서 나왔어요. 그러더군요: 「삼촌한텐 일지가 없다」.</w:t>
-      </w:r>
-    </w:p>
-    <w:p>
-      <w:pPr>
-        <w:pStyle w:val="BodyText"/>
-      </w:pPr>
-      <w:r>
-        <w:t xml:space="preserve">올가: 나쁜 날의 좋은 소식이네요.</w:t>
-      </w:r>
-    </w:p>
-    <w:p>
-      <w:pPr>
-        <w:pStyle w:val="BodyText"/>
-      </w:pPr>
-      <w:r>
-        <w:t xml:space="preserve">루스템: 카잔에선 좋은 소식은 나쁜 날에만 와요. 안 그러면 아무도 못 알아채니까.</w:t>
-      </w:r>
-    </w:p>
-    <w:p>
-      <w:pPr>
-        <w:pStyle w:val="BodyText"/>
-      </w:pPr>
-      <w:r>
-        <w:t xml:space="preserve">디마: 회색이 40. 그럼 우리가 30 올려도 전보다 그쪽에 가까워지는 거예요?</w:t>
-      </w:r>
-    </w:p>
-    <w:p>
-      <w:pPr>
-        <w:pStyle w:val="BodyText"/>
-      </w:pPr>
-      <w:r>
-        <w:t xml:space="preserve">이리나: 아니요. 우린 회색의 두 배였어요. 이제 — 2.2배. 차이는 커져요. 천천히 커질 뿐이죠.</w:t>
-      </w:r>
-    </w:p>
-    <w:p>
-      <w:pPr>
-        <w:pStyle w:val="BodyText"/>
-      </w:pPr>
-      <w:r>
-        <w:t xml:space="preserve">마리나: 내가 말해도 될까요? 숫자 말고. 사람 얘기. 우리 클리닉들도 손해예요. 임대료는 루블. 급여도 루블. 그리고 환자들은 지금 시술을 미뤄요. 우리만의 손실이 아니에요. 공동의 손실이에요.</w:t>
-      </w:r>
-    </w:p>
-    <w:p>
-      <w:pPr>
-        <w:pStyle w:val="BodyText"/>
-      </w:pPr>
-      <w:r>
-        <w:t xml:space="preserve">알렉세이: 공동의 손실. 그래서 여기 모인 거예요. 새 가격을 통보하려는 게 아니라. 누가 얼마나 질지 함께 정하려고.</w:t>
-      </w:r>
-    </w:p>
-    <w:p>
-      <w:pPr>
-        <w:pStyle w:val="BodyText"/>
-      </w:pPr>
-      <w:r>
-        <w:t xml:space="preserve">자보드치코프: 우랄에선 직설적으로 말해요. 우리한테 얼마를 원해요? 숫자로.</w:t>
-      </w:r>
-    </w:p>
-    <w:p>
-      <w:pPr>
-        <w:pStyle w:val="BodyText"/>
-      </w:pPr>
-      <w:r>
-        <w:t xml:space="preserve">알렉세이: 원하는 게 아니에요. 묻는 거예요. 얼마나 할 수 있으세요?</w:t>
-      </w:r>
-    </w:p>
-    <w:p>
-      <w:pPr>
-        <w:pStyle w:val="BodyText"/>
-      </w:pPr>
-      <w:r>
-        <w:t xml:space="preserve">자보드치코프: 교활하네. 우랄식으론 — 정직하지 않아요. 먼저 당신들이 얼마나 지는지 말해요.</w:t>
-      </w:r>
-    </w:p>
-    <w:p>
-      <w:pPr>
-        <w:pStyle w:val="BodyText"/>
-      </w:pPr>
-      <w:r>
-        <w:t xml:space="preserve">이리나: 맞는 말씀이에요. 「모스트」가 지는 것: 창업자 급여 — 여름까지 −30퍼센트. 우리 마진 — 5포인트 축소. 한도 대출 — 전액, 마지막 루블까지. 합해서 7,400만 중 2,500만. 예쁘진 않아요. 우리가 가진 전부예요.</w:t>
-      </w:r>
-    </w:p>
-    <w:p>
-      <w:pPr>
-        <w:pStyle w:val="BodyText"/>
-      </w:pPr>
-      <w:r>
-        <w:t xml:space="preserve">자보드치코프: 2,500. 3분의 1. 좋아요. 보이네. 이제 얘기할 수 있어요.</w:t>
-      </w:r>
-    </w:p>
-    <w:p>
-      <w:pPr>
-        <w:pStyle w:val="BodyText"/>
-      </w:pPr>
-      <w:r>
-        <w:t xml:space="preserve">케드로프: 나머지 4,900은요?</w:t>
-      </w:r>
-    </w:p>
-    <w:p>
-      <w:pPr>
-        <w:pStyle w:val="BodyText"/>
-      </w:pPr>
-      <w:r>
-        <w:t xml:space="preserve">이리나: 그게 바로 이 회의의 질문이에요.</w:t>
-      </w:r>
-    </w:p>
-    <w:p>
-      <w:pPr>
-        <w:pStyle w:val="BodyText"/>
-      </w:pPr>
-      <w:r>
-        <w:t xml:space="preserve">트카치: 내 쪽 얘기할게요. 내 페리도 달러예요. 매주 — 운임, 보험, 한국 항구. 이번 주에 벌써 200만을 잃었어요. 세진과 상관없이. 바다는 달러로 계산하니까요.</w:t>
-      </w:r>
-    </w:p>
-    <w:p>
-      <w:pPr>
-        <w:pStyle w:val="BodyText"/>
-      </w:pPr>
-      <w:r>
-        <w:t xml:space="preserve">마리나: 나도 — 핀란드 트럭이요. 유로. 다들 한 배를 탔어요. 배 크기만 다를 뿐.</w:t>
-      </w:r>
-    </w:p>
-    <w:p>
-      <w:pPr>
-        <w:pStyle w:val="BodyText"/>
-      </w:pPr>
-      <w:r>
-        <w:t xml:space="preserve">루스템: 배는 — 나쁜 말이에요. 카잔에선 이렇게 말해요: 「한 찻집에」. 거기도 다들 다르지만 차는 하나예요.</w:t>
-      </w:r>
-    </w:p>
-    <w:p>
-      <w:pPr>
-        <w:pStyle w:val="BodyText"/>
-      </w:pPr>
-      <w:r>
-        <w:t xml:space="preserve">올가: 적어요: 「한 찻집」. 회의록에 넣어요?</w:t>
-      </w:r>
-    </w:p>
-    <w:p>
-      <w:pPr>
-        <w:pStyle w:val="BodyText"/>
-      </w:pPr>
-      <w:r>
-        <w:t xml:space="preserve">루스템: 회의록에. 타타르어론 하지 말고요. 올가 페트로브나가 못 알아들으실 테니.</w:t>
-      </w:r>
-    </w:p>
-    <w:p>
-      <w:pPr>
-        <w:pStyle w:val="BodyText"/>
-      </w:pPr>
-      <w:r>
-        <w:t xml:space="preserve">올가: 올가 페트로브나는 알아들어요. 이젠 다 알아들어요. 이 세 사람과 5년을 보냈으니까요.</w:t>
-      </w:r>
-    </w:p>
-    <w:p>
-      <w:pPr>
-        <w:pStyle w:val="BodyText"/>
-      </w:pPr>
-      <w:r>
-        <w:t xml:space="preserve">디마: 질문해도 돼요? 의사들. 의사들한텐 뭐라고 해요? 클리닉 40곳이 금요일부터 기다려요.</w:t>
-      </w:r>
-    </w:p>
-    <w:p>
-      <w:pPr>
-        <w:pStyle w:val="BodyText"/>
-      </w:pPr>
-      <w:r>
-        <w:t xml:space="preserve">알렉세이: 의사들은 — 맨 마지막. 여기서 정한 뒤에. 그리고 세진 다음에.</w:t>
-      </w:r>
-    </w:p>
-    <w:p>
-      <w:pPr>
-        <w:pStyle w:val="BodyText"/>
-      </w:pPr>
-      <w:r>
-        <w:t xml:space="preserve">케드로프: 세진이요? 그쪽도 부담해요?</w:t>
-      </w:r>
-    </w:p>
-    <w:p>
-      <w:pPr>
-        <w:pStyle w:val="BodyText"/>
-      </w:pPr>
-      <w:r>
-        <w:t xml:space="preserve">이리나: 몰라요. 토요일에 이사회가 있었어요. 대표님이 「손실도 나눌 줄 아는지 알게 되겠지」라고 하셨대요. 결정은 아직이에요.</w:t>
-      </w:r>
-    </w:p>
-    <w:p>
-      <w:pPr>
-        <w:pStyle w:val="BodyText"/>
-      </w:pPr>
-      <w:r>
-        <w:t xml:space="preserve">자보드치코프: 아직. 좋은 말이네. 우랄에선 안 좋아하지만. 이해는 해요.</w:t>
-      </w:r>
-    </w:p>
-    <w:p>
-      <w:pPr>
-        <w:pStyle w:val="BodyText"/>
-      </w:pPr>
-      <w:r>
-        <w:t xml:space="preserve">마리나: 그럼 세진 없이 계산해요. 없는 것처럼. 오면 — 선물이죠.</w:t>
-      </w:r>
-    </w:p>
-    <w:p>
-      <w:pPr>
-        <w:pStyle w:val="BodyText"/>
-      </w:pPr>
-      <w:r>
-        <w:t xml:space="preserve">알렉세이: 동의해요. 선물 없이 계산합시다.</w:t>
+        <w:t xml:space="preserve">디마: 131, 방금 확인했어요. 10분 전엔 129였어요.</w:t>
+      </w:r>
+    </w:p>
+    <w:p>
+      <w:pPr>
+        <w:pStyle w:val="BodyText"/>
+      </w:pPr>
+      <w:r>
+        <w:t xml:space="preserve">이리나: 자, 우리 환차손이에요. 2주 뒤 세진 결제가 240만 달러예요. 오늘 환율로 계획보다 7,400만 루블이 더 들어요. 작년 1년 이익 전부보다 많아요. 이건 정직하게 말해야 해요.</w:t>
+      </w:r>
+    </w:p>
+    <w:p>
+      <w:pPr>
+        <w:pStyle w:val="BodyText"/>
+      </w:pPr>
+      <w:r>
+        <w:t xml:space="preserve">자보드치코프: 7,400, 숫자는 알겠어요. 그럼 간단히 말해서 주사기 하나에는 무슨 뜻이에요?</w:t>
+      </w:r>
+    </w:p>
+    <w:p>
+      <w:pPr>
+        <w:pStyle w:val="BodyText"/>
+      </w:pPr>
+      <w:r>
+        <w:t xml:space="preserve">이리나: 주사기 원가가 31퍼센트 올라요. 전부 의사에게 넘기면 가격이 3분의 1 올라요.</w:t>
+      </w:r>
+    </w:p>
+    <w:p>
+      <w:pPr>
+        <w:pStyle w:val="BodyText"/>
+      </w:pPr>
+      <w:r>
+        <w:t xml:space="preserve">케드로프: 3분의 1이요? 노보시비르스크 클리닉들은 안 그래도 한 푼 한 푼 세는데, 그럼 내일 회색으로 가 버릴 거예요.</w:t>
+      </w:r>
+    </w:p>
+    <w:p>
+      <w:pPr>
+        <w:pStyle w:val="BodyText"/>
+      </w:pPr>
+      <w:r>
+        <w:t xml:space="preserve">트카치: 우리 환자들은 회색이 아니라 서울로 가요. 한국은 가깝잖아요, 기억하시죠. 그런데 서울도 이젠 루블로 비싸요, 원도 통화니까요. 그러니 우리 환자들은 그냥 집에 있을 거예요, 여기도 저기도 아니고. 빈 의자니까 회색보다 나빠요.</w:t>
+      </w:r>
+    </w:p>
+    <w:p>
+      <w:pPr>
+        <w:pStyle w:val="BodyText"/>
+      </w:pPr>
+      <w:r>
+        <w:t xml:space="preserve">루스템: 카잔에선 회색이 금요일에 벌써 40퍼센트 올렸어요. 가격표를 봤는데, 일다르 조카가 보내 줬어요.</w:t>
+      </w:r>
+    </w:p>
+    <w:p>
+      <w:pPr>
+        <w:pStyle w:val="BodyText"/>
+      </w:pPr>
+      <w:r>
+        <w:t xml:space="preserve">올가: 일다르 조카요? 바로 그 일다르 말씀이세요?</w:t>
+      </w:r>
+    </w:p>
+    <w:p>
+      <w:pPr>
+        <w:pStyle w:val="BodyText"/>
+      </w:pPr>
+      <w:r>
+        <w:t xml:space="preserve">루스템: 바로 그 일다르요. 그 애가 삼촌 밑에서 나와서 이젠 우리 기사로 일해요. 그러더군요: 「삼촌한텐 일지가 없다」.</w:t>
+      </w:r>
+    </w:p>
+    <w:p>
+      <w:pPr>
+        <w:pStyle w:val="BodyText"/>
+      </w:pPr>
+      <w:r>
+        <w:t xml:space="preserve">올가: 전혀 기대 못 한, 나쁜 날의 좋은 소식이네요.</w:t>
+      </w:r>
+    </w:p>
+    <w:p>
+      <w:pPr>
+        <w:pStyle w:val="BodyText"/>
+      </w:pPr>
+      <w:r>
+        <w:t xml:space="preserve">루스템: 카잔에선 좋은 소식은 나쁜 날에만 와요. 안 그러면 아무도 못 알아채거든요.</w:t>
+      </w:r>
+    </w:p>
+    <w:p>
+      <w:pPr>
+        <w:pStyle w:val="BodyText"/>
+      </w:pPr>
+      <w:r>
+        <w:t xml:space="preserve">디마: 회색이 +40이면, 우리가 30 올려도 전보다 그쪽에 가까워지는 거예요?</w:t>
+      </w:r>
+    </w:p>
+    <w:p>
+      <w:pPr>
+        <w:pStyle w:val="BodyText"/>
+      </w:pPr>
+      <w:r>
+        <w:t xml:space="preserve">이리나: 아니요. 우린 회색의 두 배였는데 이제 2.2배가 돼요. 천천히이긴 해도 차이는 커져요.</w:t>
+      </w:r>
+    </w:p>
+    <w:p>
+      <w:pPr>
+        <w:pStyle w:val="BodyText"/>
+      </w:pPr>
+      <w:r>
+        <w:t xml:space="preserve">마리나: 내가 말해도 될까요? 숫자 말고 사람 얘기요. 우리 클리닉들도 손해예요. 임대료도 루블, 급여도 루블인데, 환자들은 지금 시술을 미루거든요. 우리만의 손실이 아니에요. 공동의 손실이에요.</w:t>
+      </w:r>
+    </w:p>
+    <w:p>
+      <w:pPr>
+        <w:pStyle w:val="BodyText"/>
+      </w:pPr>
+      <w:r>
+        <w:t xml:space="preserve">알렉세이: 네, 공동의 손실이에요. 그래서 여기 모인 거예요. 새 가격을 통보하려는 게 아니라, 누가 얼마나 질지 함께 정하려고요.</w:t>
+      </w:r>
+    </w:p>
+    <w:p>
+      <w:pPr>
+        <w:pStyle w:val="BodyText"/>
+      </w:pPr>
+      <w:r>
+        <w:t xml:space="preserve">자보드치코프: 우랄에선 직설적으로 말해요. 우리한테 얼마를 원해요? 돌려 말하지 말고 숫자를 대요.</w:t>
+      </w:r>
+    </w:p>
+    <w:p>
+      <w:pPr>
+        <w:pStyle w:val="BodyText"/>
+      </w:pPr>
+      <w:r>
+        <w:t xml:space="preserve">알렉세이: 원하는 게 아니라 묻는 거예요. 얼마나 감당하실 수 있으세요?</w:t>
+      </w:r>
+    </w:p>
+    <w:p>
+      <w:pPr>
+        <w:pStyle w:val="BodyText"/>
+      </w:pPr>
+      <w:r>
+        <w:t xml:space="preserve">자보드치코프: 교활하네, 우랄식으론 정직하지도 않고. 먼저 당신들이 얼마나 지는지 말해요.</w:t>
+      </w:r>
+    </w:p>
+    <w:p>
+      <w:pPr>
+        <w:pStyle w:val="BodyText"/>
+      </w:pPr>
+      <w:r>
+        <w:t xml:space="preserve">이리나: 맞는 말씀이에요. 「모스트」가 지는 건 이래요: 창업자 급여는 여름까지 30퍼센트 줄이고, 마진은 5포인트 줄이고, 한도 대출은 마지막 루블까지 다 써요. 합해서 7,400만 중 2,500만이에요. 예쁘진 않지만 우리가 가진 전부예요.</w:t>
+      </w:r>
+    </w:p>
+    <w:p>
+      <w:pPr>
+        <w:pStyle w:val="BodyText"/>
+      </w:pPr>
+      <w:r>
+        <w:t xml:space="preserve">자보드치코프: 2,500, 3분의 1이네. 좋아요, 이제 보이니까 얘기할 수 있겠어요.</w:t>
+      </w:r>
+    </w:p>
+    <w:p>
+      <w:pPr>
+        <w:pStyle w:val="BodyText"/>
+      </w:pPr>
+      <w:r>
+        <w:t xml:space="preserve">케드로프: 나머지 4,900만은 누가 져요?</w:t>
+      </w:r>
+    </w:p>
+    <w:p>
+      <w:pPr>
+        <w:pStyle w:val="BodyText"/>
+      </w:pPr>
+      <w:r>
+        <w:t xml:space="preserve">이리나: 그게 바로 오늘 회의의 핵심 질문이에요.</w:t>
+      </w:r>
+    </w:p>
+    <w:p>
+      <w:pPr>
+        <w:pStyle w:val="BodyText"/>
+      </w:pPr>
+      <w:r>
+        <w:t xml:space="preserve">트카치: 내 쪽 얘기할게요. 내 페리도 달러로 움직여요. 매주 운임, 보험, 한국 항구 비용을 내죠. 이번 주에 벌써 200만을 잃었는데, 세진과는 아무 상관없어요. 그냥 전 세계에서 바다는 달러로 계산하니까요.</w:t>
+      </w:r>
+    </w:p>
+    <w:p>
+      <w:pPr>
+        <w:pStyle w:val="BodyText"/>
+      </w:pPr>
+      <w:r>
+        <w:t xml:space="preserve">마리나: 나는 핀란드 트럭이 있는데, 유로로 내요. 다들 한 배를 탔어요. 배 크기만 다를 뿐이죠.</w:t>
+      </w:r>
+    </w:p>
+    <w:p>
+      <w:pPr>
+        <w:pStyle w:val="BodyText"/>
+      </w:pPr>
+      <w:r>
+        <w:t xml:space="preserve">루스템: 배는 나쁜 말이에요. 카잔에선 「한 찻집에」라고 해요. 거기도 다들 다르지만 차는 하나거든요.</w:t>
+      </w:r>
+    </w:p>
+    <w:p>
+      <w:pPr>
+        <w:pStyle w:val="BodyText"/>
+      </w:pPr>
+      <w:r>
+        <w:t xml:space="preserve">올가: 적을게요: 「한 찻집」. 이것도 회의록에 넣을까요, 루스템 갈림자노비치?</w:t>
+      </w:r>
+    </w:p>
+    <w:p>
+      <w:pPr>
+        <w:pStyle w:val="BodyText"/>
+      </w:pPr>
+      <w:r>
+        <w:t xml:space="preserve">루스템: 회의록에 넣어요. 다만 타타르어로는 말고요, 올가 페트로브나가 못 알아들으실 테니.</w:t>
+      </w:r>
+    </w:p>
+    <w:p>
+      <w:pPr>
+        <w:pStyle w:val="BodyText"/>
+      </w:pPr>
+      <w:r>
+        <w:t xml:space="preserve">올가: 올가 페트로브나는 알아들어요. 이 세 사람과 5년을 일했더니 이젠 다 알아들어요.</w:t>
+      </w:r>
+    </w:p>
+    <w:p>
+      <w:pPr>
+        <w:pStyle w:val="BodyText"/>
+      </w:pPr>
+      <w:r>
+        <w:t xml:space="preserve">디마: 의사들 질문 하나 해도 돼요? 클리닉 40곳이 금요일부터 답을 기다리는데, 뭐라고 하죠?</w:t>
+      </w:r>
+    </w:p>
+    <w:p>
+      <w:pPr>
+        <w:pStyle w:val="BodyText"/>
+      </w:pPr>
+      <w:r>
+        <w:t xml:space="preserve">알렉세이: 의사들에겐 맨 마지막에 말해요. 여기서 정하고, 세진과 얘기한 다음에요.</w:t>
+      </w:r>
+    </w:p>
+    <w:p>
+      <w:pPr>
+        <w:pStyle w:val="BodyText"/>
+      </w:pPr>
+      <w:r>
+        <w:t xml:space="preserve">케드로프: 세진은요? 그쪽도 자기 몫을 져요?</w:t>
+      </w:r>
+    </w:p>
+    <w:p>
+      <w:pPr>
+        <w:pStyle w:val="BodyText"/>
+      </w:pPr>
+      <w:r>
+        <w:t xml:space="preserve">이리나: 몰라요. 토요일에 이사회가 있었는데, 대표님이 「손실도 나눌 줄 아는지 알게 되겠지」라고 하셨대요. 결정은 아직이에요.</w:t>
+      </w:r>
+    </w:p>
+    <w:p>
+      <w:pPr>
+        <w:pStyle w:val="BodyText"/>
+      </w:pPr>
+      <w:r>
+        <w:t xml:space="preserve">자보드치코프: 「아직」이라, 좋은 말이네. 우랄에선 안 좋아하지만, 가끔은 어쩔 수 없다는 건 이해해요.</w:t>
+      </w:r>
+    </w:p>
+    <w:p>
+      <w:pPr>
+        <w:pStyle w:val="BodyText"/>
+      </w:pPr>
+      <w:r>
+        <w:t xml:space="preserve">마리나: 그럼 세진은 아예 없는 것처럼 빼고 계산해요. 오면 선물이고요.</w:t>
+      </w:r>
+    </w:p>
+    <w:p>
+      <w:pPr>
+        <w:pStyle w:val="BodyText"/>
+      </w:pPr>
+      <w:r>
+        <w:t xml:space="preserve">알렉세이: 동의해요, 마리나. 선물 없이 계산하고, 그다음에 봅시다.</w:t>
       </w:r>
     </w:p>
     <w:bookmarkEnd w:id="34"/>
@@ -4455,239 +4455,239 @@
         <w:pStyle w:val="FirstParagraph"/>
       </w:pPr>
       <w:r>
-        <w:t xml:space="preserve">마리나: 제안이에요. 페테르부르크에서. 우리 할인은 15퍼센트. 3포인트를 내놓을게요. 여름까지. 15 대신 12.</w:t>
-      </w:r>
-    </w:p>
-    <w:p>
-      <w:pPr>
-        <w:pStyle w:val="BodyText"/>
-      </w:pPr>
-      <w:r>
-        <w:t xml:space="preserve">케드로프: 3포인트요? 저한텐 이익의 절반이에요. 창고 대출이 있어요. 아나톨리 표도로비치가 아세요.</w:t>
-      </w:r>
-    </w:p>
-    <w:p>
-      <w:pPr>
-        <w:pStyle w:val="BodyText"/>
-      </w:pPr>
-      <w:r>
-        <w:t xml:space="preserve">자보드치코프: 알지. 처음부터 그렇게 큰 창고 짓지 말라고 했잖아. 안 들었지.</w:t>
-      </w:r>
-    </w:p>
-    <w:p>
-      <w:pPr>
-        <w:pStyle w:val="BodyText"/>
-      </w:pPr>
-      <w:r>
-        <w:t xml:space="preserve">케드로프: 안 들었죠. 창고는 좋아요. 보일러, 부스, 일지. 다 선생님처럼.</w:t>
-      </w:r>
-    </w:p>
-    <w:p>
-      <w:pPr>
-        <w:pStyle w:val="BodyText"/>
-      </w:pPr>
-      <w:r>
-        <w:t xml:space="preserve">자보드치코프: 다 나처럼. 다만 내 창고는 — 20년이고. 네 건 — 대출이야. 그건 달라.</w:t>
-      </w:r>
-    </w:p>
-    <w:p>
-      <w:pPr>
-        <w:pStyle w:val="BodyText"/>
-      </w:pPr>
-      <w:r>
-        <w:t xml:space="preserve">트카치: 나도 대출 있어요. 냉동 컨테이너. 기억하죠? 그것 때문에 −10을 요청했었죠.</w:t>
-      </w:r>
-    </w:p>
-    <w:p>
-      <w:pPr>
-        <w:pStyle w:val="BodyText"/>
-      </w:pPr>
-      <w:r>
-        <w:t xml:space="preserve">이리나: 기억해요. 그럼 모두 똑같이 하지 말죠. 비례로. 더 낼 수 있는 사람은 — 더. 대출 있는 사람은 — 덜.</w:t>
-      </w:r>
-    </w:p>
-    <w:p>
-      <w:pPr>
-        <w:pStyle w:val="BodyText"/>
-      </w:pPr>
-      <w:r>
-        <w:t xml:space="preserve">마리나: 똑같이가 아니라고요? 페테르부르크에선 그렇게 안 해요. 모두 평등. 안 그러면 서운해요.</w:t>
-      </w:r>
-    </w:p>
-    <w:p>
-      <w:pPr>
-        <w:pStyle w:val="BodyText"/>
-      </w:pPr>
-      <w:r>
-        <w:t xml:space="preserve">루스템: 카잔은 — 반대예요. 연장자가 더 내요. 젊은이는 — 덜. 안 그러면 서운하죠. 서운함도 저마다예요.</w:t>
-      </w:r>
-    </w:p>
-    <w:p>
-      <w:pPr>
-        <w:pStyle w:val="BodyText"/>
-      </w:pPr>
-      <w:r>
-        <w:t xml:space="preserve">자보드치코프: 우랄은 이래요: 센 사람이 — 버틴다. 내가 버텨요. 3포인트 — 내 거. 그리고 케드로프 몫으로 1포인트. 4.</w:t>
-      </w:r>
-    </w:p>
-    <w:p>
-      <w:pPr>
-        <w:pStyle w:val="BodyText"/>
-      </w:pPr>
-      <w:r>
-        <w:t xml:space="preserve">케드로프: 아나톨리 표도로비치… 그러지 마세요. 제가 할게요.</w:t>
-      </w:r>
-    </w:p>
-    <w:p>
-      <w:pPr>
-        <w:pStyle w:val="BodyText"/>
-      </w:pPr>
-      <w:r>
-        <w:t xml:space="preserve">자보드치코프: 네가 하는 건 5년 뒤에. 지금은 — 나. 나중에 갚아. 돈 말고. 제자로. 젊은 애 하나 데려다 일지를 가르쳐.</w:t>
-      </w:r>
-    </w:p>
-    <w:p>
-      <w:pPr>
-        <w:pStyle w:val="BodyText"/>
-      </w:pPr>
-      <w:r>
-        <w:t xml:space="preserve">마리나: 좋아요. 알겠어요. 똑같이가 아니라 — 정직하게. 페테르부르크 — 3. 우랄 — 4. 카잔은요?</w:t>
-      </w:r>
-    </w:p>
-    <w:p>
-      <w:pPr>
-        <w:pStyle w:val="BodyText"/>
-      </w:pPr>
-      <w:r>
-        <w:t xml:space="preserve">루스템: 3. 아이다르가 밤새 계산했어요. 3은 된대요. 4는 — 안 되고. 난 아이다르를 믿어요. 런던 출신이니까.</w:t>
-      </w:r>
-    </w:p>
-    <w:p>
-      <w:pPr>
-        <w:pStyle w:val="BodyText"/>
-      </w:pPr>
-      <w:r>
-        <w:t xml:space="preserve">트카치: 블라디보스토크 — 2. 그 이상은 안 돼요. 사실이에요. 이리나가 내 대출을 봤어요.</w:t>
-      </w:r>
-    </w:p>
-    <w:p>
-      <w:pPr>
-        <w:pStyle w:val="BodyText"/>
-      </w:pPr>
-      <w:r>
-        <w:t xml:space="preserve">이리나: 봤어요. 2면 — 정직해요.</w:t>
-      </w:r>
-    </w:p>
-    <w:p>
-      <w:pPr>
-        <w:pStyle w:val="BodyText"/>
-      </w:pPr>
-      <w:r>
-        <w:t xml:space="preserve">케드로프: 노보시비르스크 — 1. 부끄러워요. 하지만 사실이에요.</w:t>
-      </w:r>
-    </w:p>
-    <w:p>
-      <w:pPr>
-        <w:pStyle w:val="BodyText"/>
-      </w:pPr>
-      <w:r>
-        <w:t xml:space="preserve">자보드치코프: 부끄럽지 않아. 부끄러운 건 — 거짓말할 때야. 1은 부끄러운 게 아니야. 첫해야.</w:t>
-      </w:r>
-    </w:p>
-    <w:p>
-      <w:pPr>
-        <w:pStyle w:val="BodyText"/>
-      </w:pPr>
-      <w:r>
-        <w:t xml:space="preserve">케드로프: 첫해. 적어 주세요, 올가 페트로브나. 5년 뒤엔 4를 낼게요.</w:t>
-      </w:r>
-    </w:p>
-    <w:p>
-      <w:pPr>
-        <w:pStyle w:val="BodyText"/>
-      </w:pPr>
-      <w:r>
-        <w:t xml:space="preserve">이리나: 계산해요. 3, 4, 3, 2, 1. 금액은 다 달라요 — 물량이 다르니까. 파트너 합계 — 약 2,000만. 「모스트」 — 2,500. 합계 — 7,400 중 4,500. 남은 건 2,900. 누군가 져야 해요.</w:t>
-      </w:r>
-    </w:p>
-    <w:p>
-      <w:pPr>
-        <w:pStyle w:val="BodyText"/>
-      </w:pPr>
-      <w:r>
-        <w:t xml:space="preserve">디마: 2,900 — 그게 의사 가격이에요?</w:t>
-      </w:r>
-    </w:p>
-    <w:p>
-      <w:pPr>
-        <w:pStyle w:val="BodyText"/>
-      </w:pPr>
-      <w:r>
-        <w:t xml:space="preserve">이리나: 세진이 아무것도 안 지면 — 네. 그럼 가격은 31퍼센트가 아니라. 12퍼센트 올라요.</w:t>
-      </w:r>
-    </w:p>
-    <w:p>
-      <w:pPr>
-        <w:pStyle w:val="BodyText"/>
-      </w:pPr>
-      <w:r>
-        <w:t xml:space="preserve">케드로프: 12. 12면 우리 클리닉들은 버텨요. 30은 — 못 버텨요.</w:t>
-      </w:r>
-    </w:p>
-    <w:p>
-      <w:pPr>
-        <w:pStyle w:val="BodyText"/>
-      </w:pPr>
-      <w:r>
-        <w:t xml:space="preserve">마리나: 12는 이제 공황이 아니에요. 날씨예요. 우리 의사들은 이해할 거예요.</w:t>
-      </w:r>
-    </w:p>
-    <w:p>
-      <w:pPr>
-        <w:pStyle w:val="BodyText"/>
-      </w:pPr>
-      <w:r>
-        <w:t xml:space="preserve">알렉세이: 세진이 자기 몫을 지면 — 더 적어요. 5일 수도. 0일 수도.</w:t>
-      </w:r>
-    </w:p>
-    <w:p>
-      <w:pPr>
-        <w:pStyle w:val="BodyText"/>
-      </w:pPr>
-      <w:r>
-        <w:t xml:space="preserve">루스템: 안 지면요?</w:t>
-      </w:r>
-    </w:p>
-    <w:p>
-      <w:pPr>
-        <w:pStyle w:val="BodyText"/>
-      </w:pPr>
-      <w:r>
-        <w:t xml:space="preserve">알렉세이: 그럼 12. 하지만 1퍼센트도 더는 아니에요. 의사들에게 약속해요. 여러분에게도.</w:t>
-      </w:r>
-    </w:p>
-    <w:p>
-      <w:pPr>
-        <w:pStyle w:val="BodyText"/>
-      </w:pPr>
-      <w:r>
-        <w:t xml:space="preserve">자보드치코프: 약속해요? 내 앞에서? 우랄 앞에서?</w:t>
-      </w:r>
-    </w:p>
-    <w:p>
-      <w:pPr>
-        <w:pStyle w:val="BodyText"/>
-      </w:pPr>
-      <w:r>
-        <w:t xml:space="preserve">알렉세이: 우랄 앞에서. 페테르부르크 앞에서. 카잔, 시베리아, 연해주 앞에서. 올가 페트로브나, 적어 주세요.</w:t>
-      </w:r>
-    </w:p>
-    <w:p>
-      <w:pPr>
-        <w:pStyle w:val="BodyText"/>
-      </w:pPr>
-      <w:r>
-        <w:t xml:space="preserve">올가: 적었어요. 「12 이하. 모두 앞에서」. 밑줄 쳤어요.</w:t>
+        <w:t xml:space="preserve">마리나: 페테르부르크에서 제안할게요. 우리 할인은 15퍼센트예요. 여름까지 3포인트를 내놓을게요. 그러니까 15 대신 12를 받는 거예요.</w:t>
+      </w:r>
+    </w:p>
+    <w:p>
+      <w:pPr>
+        <w:pStyle w:val="BodyText"/>
+      </w:pPr>
+      <w:r>
+        <w:t xml:space="preserve">케드로프: 3포인트요? 저한텐 이익의 절반이에요. 창고 대출이 있거든요. 아나톨리 표도로비치도 아세요.</w:t>
+      </w:r>
+    </w:p>
+    <w:p>
+      <w:pPr>
+        <w:pStyle w:val="BodyText"/>
+      </w:pPr>
+      <w:r>
+        <w:t xml:space="preserve">자보드치코프: 알지. 처음부터 그렇게 큰 창고 짓지 말라고 했는데 안 들었잖아.</w:t>
+      </w:r>
+    </w:p>
+    <w:p>
+      <w:pPr>
+        <w:pStyle w:val="BodyText"/>
+      </w:pPr>
+      <w:r>
+        <w:t xml:space="preserve">케드로프: 안 들었죠, 맞아요. 대신 창고는 좋아요. 보일러, 부스, 일지, 다 선생님 것처럼요.</w:t>
+      </w:r>
+    </w:p>
+    <w:p>
+      <w:pPr>
+        <w:pStyle w:val="BodyText"/>
+      </w:pPr>
+      <w:r>
+        <w:t xml:space="preserve">자보드치코프: 다 나처럼. 다만 내 창고는 20년 됐고, 네 건 아직 대출이야. 그건 다른 거야.</w:t>
+      </w:r>
+    </w:p>
+    <w:p>
+      <w:pPr>
+        <w:pStyle w:val="BodyText"/>
+      </w:pPr>
+      <w:r>
+        <w:t xml:space="preserve">트카치: 나도 냉동 컨테이너 대출이 있어요. 기억하죠? 바로 그것 때문에 그때 −10을 요청했었죠.</w:t>
+      </w:r>
+    </w:p>
+    <w:p>
+      <w:pPr>
+        <w:pStyle w:val="BodyText"/>
+      </w:pPr>
+      <w:r>
+        <w:t xml:space="preserve">이리나: 기억해요. 그럼 모두 똑같이 말고 비례로 나눠요. 더 낼 수 있는 사람은 더, 대출 있는 사람은 덜요.</w:t>
+      </w:r>
+    </w:p>
+    <w:p>
+      <w:pPr>
+        <w:pStyle w:val="BodyText"/>
+      </w:pPr>
+      <w:r>
+        <w:t xml:space="preserve">마리나: 똑같이가 아니라고요? 페테르부르크에선 그렇게 안 해요. 모두 평등해야지, 안 그러면 누군가 서운해해요.</w:t>
+      </w:r>
+    </w:p>
+    <w:p>
+      <w:pPr>
+        <w:pStyle w:val="BodyText"/>
+      </w:pPr>
+      <w:r>
+        <w:t xml:space="preserve">루스템: 카잔은 반대예요. 연장자가 더 내고 젊은이는 덜 내요. 안 그러면 그것도 서운하죠. 보세요, 서운함도 저마다예요.</w:t>
+      </w:r>
+    </w:p>
+    <w:p>
+      <w:pPr>
+        <w:pStyle w:val="BodyText"/>
+      </w:pPr>
+      <w:r>
+        <w:t xml:space="preserve">자보드치코프: 우랄은 이래요: 센 사람이 버틴다. 내가 버티니까 3포인트는 내 거고, 케드로프 몫으로 1포인트 더 낼게요. 그러니 4예요.</w:t>
+      </w:r>
+    </w:p>
+    <w:p>
+      <w:pPr>
+        <w:pStyle w:val="BodyText"/>
+      </w:pPr>
+      <w:r>
+        <w:t xml:space="preserve">케드로프: 아나톨리 표도로비치… 그러지 마세요, 제가 할 수 있어요.</w:t>
+      </w:r>
+    </w:p>
+    <w:p>
+      <w:pPr>
+        <w:pStyle w:val="BodyText"/>
+      </w:pPr>
+      <w:r>
+        <w:t xml:space="preserve">자보드치코프: 네가 혼자 하는 건 5년 뒤에, 지금은 내가 버틴다. 나중에 갚아. 돈 말고 제자로. 젊은 애 하나 데려다 내가 너한테 가르친 것처럼 일지 쓰는 법을 가르쳐. 우랄에선 그렇게 기술을 물려줘.</w:t>
+      </w:r>
+    </w:p>
+    <w:p>
+      <w:pPr>
+        <w:pStyle w:val="BodyText"/>
+      </w:pPr>
+      <w:r>
+        <w:t xml:space="preserve">마리나: 좋아요, 알겠어요. 똑같이가 아니라 정직하게. 그럼 페테르부르크 3, 우랄 4. 카잔은 뭐라고 하실 거예요?</w:t>
+      </w:r>
+    </w:p>
+    <w:p>
+      <w:pPr>
+        <w:pStyle w:val="BodyText"/>
+      </w:pPr>
+      <w:r>
+        <w:t xml:space="preserve">루스템: 3이요. 아이다르가 밤새 계산했는데, 3은 되고 4는 안 된대요. 난 아이다르를 믿어요, 런던 출신이니까.</w:t>
+      </w:r>
+    </w:p>
+    <w:p>
+      <w:pPr>
+        <w:pStyle w:val="BodyText"/>
+      </w:pPr>
+      <w:r>
+        <w:t xml:space="preserve">트카치: 블라디보스토크는 2예요. 그 이상은 안 돼요, 사실이에요. 이리나가 내 대출을 다 봤어요.</w:t>
+      </w:r>
+    </w:p>
+    <w:p>
+      <w:pPr>
+        <w:pStyle w:val="BodyText"/>
+      </w:pPr>
+      <w:r>
+        <w:t xml:space="preserve">이리나: 네, 봤어요. 그래서 2면 정직하다고 생각해요.</w:t>
+      </w:r>
+    </w:p>
+    <w:p>
+      <w:pPr>
+        <w:pStyle w:val="BodyText"/>
+      </w:pPr>
+      <w:r>
+        <w:t xml:space="preserve">케드로프: 노보시비르스크는 1이에요. 이렇게 적어서 부끄럽지만 사실이에요.</w:t>
+      </w:r>
+    </w:p>
+    <w:p>
+      <w:pPr>
+        <w:pStyle w:val="BodyText"/>
+      </w:pPr>
+      <w:r>
+        <w:t xml:space="preserve">자보드치코프: 부끄럽지 않아. 부끄러운 건 거짓말할 때야. 1은 부끄러운 게 아니라 그냥 첫해야.</w:t>
+      </w:r>
+    </w:p>
+    <w:p>
+      <w:pPr>
+        <w:pStyle w:val="BodyText"/>
+      </w:pPr>
+      <w:r>
+        <w:t xml:space="preserve">케드로프: 첫해라고 하죠. 적어 주세요, 올가 페트로브나: 5년 뒤엔 4를 낼게요.</w:t>
+      </w:r>
+    </w:p>
+    <w:p>
+      <w:pPr>
+        <w:pStyle w:val="BodyText"/>
+      </w:pPr>
+      <w:r>
+        <w:t xml:space="preserve">이리나: 계산할게요: 3, 4, 3, 2, 1. 물량이 다 달라서 금액도 달라요. 파트너 합계가 약 2,000만, 「모스트」가 2,500, 합해서 7,400 중 4,500이에요. 남은 건 2,900이고, 누군가 그걸 져야 해요.</w:t>
+      </w:r>
+    </w:p>
+    <w:p>
+      <w:pPr>
+        <w:pStyle w:val="BodyText"/>
+      </w:pPr>
+      <w:r>
+        <w:t xml:space="preserve">디마: 그 2,900이 바로 의사들 새 가격에 들어가는 거예요?</w:t>
+      </w:r>
+    </w:p>
+    <w:p>
+      <w:pPr>
+        <w:pStyle w:val="BodyText"/>
+      </w:pPr>
+      <w:r>
+        <w:t xml:space="preserve">이리나: 네, 세진이 아무것도 안 지면요. 그럼 가격은 31퍼센트가 아니라 12퍼센트 올라요.</w:t>
+      </w:r>
+    </w:p>
+    <w:p>
+      <w:pPr>
+        <w:pStyle w:val="BodyText"/>
+      </w:pPr>
+      <w:r>
+        <w:t xml:space="preserve">케드로프: 12면 우리 클리닉들은 힘들어도 버텨요. 30은 못 버텨요.</w:t>
+      </w:r>
+    </w:p>
+    <w:p>
+      <w:pPr>
+        <w:pStyle w:val="BodyText"/>
+      </w:pPr>
+      <w:r>
+        <w:t xml:space="preserve">마리나: 12는 이제 공황이 아니라 날씨예요. 우리 의사들은 이해할 거예요.</w:t>
+      </w:r>
+    </w:p>
+    <w:p>
+      <w:pPr>
+        <w:pStyle w:val="BodyText"/>
+      </w:pPr>
+      <w:r>
+        <w:t xml:space="preserve">알렉세이: 세진이 자기 몫을 지면 더 적어져요. 5퍼센트일 수도, 0일 수도 있어요.</w:t>
+      </w:r>
+    </w:p>
+    <w:p>
+      <w:pPr>
+        <w:pStyle w:val="BodyText"/>
+      </w:pPr>
+      <w:r>
+        <w:t xml:space="preserve">루스템: 그쪽이 아무것도 안 지면요, 그땐 어떡해요?</w:t>
+      </w:r>
+    </w:p>
+    <w:p>
+      <w:pPr>
+        <w:pStyle w:val="BodyText"/>
+      </w:pPr>
+      <w:r>
+        <w:t xml:space="preserve">알렉세이: 그럼 12. 하지만 1퍼센트도 더는 아니에요. 의사들에게 약속해요. 여러분에게도요.</w:t>
+      </w:r>
+    </w:p>
+    <w:p>
+      <w:pPr>
+        <w:pStyle w:val="BodyText"/>
+      </w:pPr>
+      <w:r>
+        <w:t xml:space="preserve">자보드치코프: 약속해요? 내 앞에서, 우랄 앞에서, 우리 모두 앞에서?</w:t>
+      </w:r>
+    </w:p>
+    <w:p>
+      <w:pPr>
+        <w:pStyle w:val="BodyText"/>
+      </w:pPr>
+      <w:r>
+        <w:t xml:space="preserve">알렉세이: 우랄 앞에서, 페테르부르크 앞에서, 카잔, 시베리아, 연해주 앞에서요. 올가 페트로브나, 적어 주세요.</w:t>
+      </w:r>
+    </w:p>
+    <w:p>
+      <w:pPr>
+        <w:pStyle w:val="BodyText"/>
+      </w:pPr>
+      <w:r>
+        <w:t xml:space="preserve">올가: 적었어요: 「12 이하. 모두 앞에서」. 아무도 잊지 않게 밑줄도 쳤어요.</w:t>
       </w:r>
     </w:p>
     <w:bookmarkEnd w:id="35"/>
@@ -4705,199 +4705,199 @@
         <w:pStyle w:val="FirstParagraph"/>
       </w:pPr>
       <w:r>
-        <w:t xml:space="preserve">도윤: 료샤, 모두 안녕하세요. 연결됐어요. 대표님과 함께예요. 최 부사장도. 이사회가 한 시간 전에 끝났어요.</w:t>
-      </w:r>
-    </w:p>
-    <w:p>
-      <w:pPr>
-        <w:pStyle w:val="BodyText"/>
-      </w:pPr>
-      <w:r>
-        <w:t xml:space="preserve">알렉세이: 도윤. 파트너 다섯이 다 여기 있어. 다 듣고 있어. 말해.</w:t>
-      </w:r>
-    </w:p>
-    <w:p>
-      <w:pPr>
-        <w:pStyle w:val="BodyText"/>
-      </w:pPr>
-      <w:r>
-        <w:t xml:space="preserve">도윤: 대표님이 먼저 묻고 싶으시대요. 뭘 정하셨는지? 세진 없이?</w:t>
-      </w:r>
-    </w:p>
-    <w:p>
-      <w:pPr>
-        <w:pStyle w:val="BodyText"/>
-      </w:pPr>
-      <w:r>
-        <w:t xml:space="preserve">이리나: 환차손 — 7,400만 루블. 「모스트」가 2,500을 져요. 파트너들 — 2,000, 각자 형편대로. 나머지 2,900은 — 의사들, 가격 +12퍼센트예요. 세진이 아무것도 안 진다면요. 세진 없이 우리가 할 수 있는 건 이게 전부예요.</w:t>
-      </w:r>
-    </w:p>
-    <w:p>
-      <w:pPr>
-        <w:pStyle w:val="BodyText"/>
-      </w:pPr>
-      <w:r>
-        <w:t xml:space="preserve">도윤: 대표님이 말이 없으세요. 여러분을 보고 계세요. 세고 계세요. 물으세요: 「파트너들이 스스로 냈나? 부탁 없이?」</w:t>
-      </w:r>
-    </w:p>
-    <w:p>
-      <w:pPr>
-        <w:pStyle w:val="BodyText"/>
-      </w:pPr>
-      <w:r>
-        <w:t xml:space="preserve">마리나: 스스로요. 아무도 부탁 안 했어요. 대표님께 전해 주세요: 페테르부르크가 3포인트를 냈다고. 동정이 아니라 — 계산으로. 우린 1년 뒤에도, 5년 뒤에도, 10년 뒤에도 「모스트」가 필요해요. 그리고 세진 없는 「모스트」는 — 빈 선반이에요. 그러니까 우리가 당신들도 붙잡고 있는 거예요.</w:t>
-      </w:r>
-    </w:p>
-    <w:p>
-      <w:pPr>
-        <w:pStyle w:val="BodyText"/>
-      </w:pPr>
-      <w:r>
-        <w:t xml:space="preserve">자보드치코프: 전해 주세요: 우랄 — 4. 하나는 — 젊은이 몫.</w:t>
-      </w:r>
-    </w:p>
-    <w:p>
-      <w:pPr>
-        <w:pStyle w:val="BodyText"/>
-      </w:pPr>
-      <w:r>
-        <w:t xml:space="preserve">도윤: 알아들으셨어요. 젊은이가 누구냐고 물으세요.</w:t>
-      </w:r>
-    </w:p>
-    <w:p>
-      <w:pPr>
-        <w:pStyle w:val="BodyText"/>
-      </w:pPr>
-      <w:r>
-        <w:t xml:space="preserve">케드로프: 저예요. 케드로프. 노보시비르스크. 1포인트. 하나뿐이라 부끄러워요.</w:t>
-      </w:r>
-    </w:p>
-    <w:p>
-      <w:pPr>
-        <w:pStyle w:val="BodyText"/>
-      </w:pPr>
-      <w:r>
-        <w:t xml:space="preserve">도윤: 대표님 말씀: 「젊은이의 1포인트는 연장자의 4포인트와 같다. 부끄러워하지 마라」.</w:t>
-      </w:r>
-    </w:p>
-    <w:p>
-      <w:pPr>
-        <w:pStyle w:val="BodyText"/>
-      </w:pPr>
-      <w:r>
-        <w:t xml:space="preserve">최: 내가 말해도 될까요? 세진은 한국 회사예요. 우리 이사회는 달러로 계산해요. 우리에게 루블 환율은 — 손실이 아니에요. 우리에겐 아무것도 안 바뀌었어요: 당신들은 달러로 내고, 우린 달러로 받아요. 잔인한 게 아니에요. 회계예요. 그렇게 배웠어요.</w:t>
-      </w:r>
-    </w:p>
-    <w:p>
-      <w:pPr>
-        <w:pStyle w:val="BodyText"/>
-      </w:pPr>
-      <w:r>
-        <w:t xml:space="preserve">트카치: 아무것도 안 바뀌었다고요? 최 부사장님, 한국에도 환율이 있었잖아요. 97년에 원화가 반 토막 났죠. 기억해요. 그때 블라디보스토크로 한국 냉장고를 날랐거든요. 한국 선장들이 항구에서 울었어요. 연료비를 낼 돈이 없어서.</w:t>
-      </w:r>
-    </w:p>
-    <w:p>
-      <w:pPr>
-        <w:pStyle w:val="BodyText"/>
-      </w:pPr>
-      <w:r>
-        <w:t xml:space="preserve">최: 반 토막 났죠. 그때 난 학생이었어요. 아버지가 일자리를 잃으셨어요. 난… 기억해요.</w:t>
-      </w:r>
-    </w:p>
-    <w:p>
-      <w:pPr>
-        <w:pStyle w:val="BodyText"/>
-      </w:pPr>
-      <w:r>
-        <w:t xml:space="preserve">트카치: 그럼 아시겠네요. 환율은 화면 속 숫자가 아니에요. 일자리 잃은 아버지예요.</w:t>
-      </w:r>
-    </w:p>
-    <w:p>
-      <w:pPr>
-        <w:pStyle w:val="BodyText"/>
-      </w:pPr>
-      <w:r>
-        <w:t xml:space="preserve">도윤: 대표님이 최 부사장에게 한국어로 말씀하세요. 길게. 짧게 통역할게요. 괜찮아요?</w:t>
-      </w:r>
-    </w:p>
-    <w:p>
-      <w:pPr>
-        <w:pStyle w:val="BodyText"/>
-      </w:pPr>
-      <w:r>
-        <w:t xml:space="preserve">알렉세이: 통역해. 그대로.</w:t>
-      </w:r>
-    </w:p>
-    <w:p>
-      <w:pPr>
-        <w:pStyle w:val="BodyText"/>
-      </w:pPr>
-      <w:r>
-        <w:t xml:space="preserve">도윤: 「97년에 일본이 우리를 도왔다. 유예로. 우린 그걸 잊지 않았다. 32년. 이제 우리 차례다. 러시아 사람들이 가난해서가 아니라. 우리가 기억하기 때문에」.</w:t>
-      </w:r>
-    </w:p>
-    <w:p>
-      <w:pPr>
-        <w:pStyle w:val="BodyText"/>
-      </w:pPr>
-      <w:r>
-        <w:t xml:space="preserve">최: 대표님… 결정은요?</w:t>
-      </w:r>
-    </w:p>
-    <w:p>
-      <w:pPr>
-        <w:pStyle w:val="BodyText"/>
-      </w:pPr>
-      <w:r>
-        <w:t xml:space="preserve">도윤: 대표님 말씀: 「결정은 — 월말에. 먼저 그들이 의사들에게 어떻게 말하는지 보고 싶다. 정직하게 말하면 — 우리도 우리 몫을 지겠다」. 이게 다예요. 일어나셨어요. 이사회 끝. 최 부사장은 남아 앉아 있어요. 뭔가 쓰고 있어요.</w:t>
-      </w:r>
-    </w:p>
-    <w:p>
-      <w:pPr>
-        <w:pStyle w:val="BodyText"/>
-      </w:pPr>
-      <w:r>
-        <w:t xml:space="preserve">이리나: 「정직하게 말하면」. 그게 조건이에요?</w:t>
-      </w:r>
-    </w:p>
-    <w:p>
-      <w:pPr>
-        <w:pStyle w:val="BodyText"/>
-      </w:pPr>
-      <w:r>
-        <w:t xml:space="preserve">도윤: 조건이 아니에요. 시험이에요. 코르닐로바처럼. 재시험 없는.</w:t>
-      </w:r>
-    </w:p>
-    <w:p>
-      <w:pPr>
-        <w:pStyle w:val="BodyText"/>
-      </w:pPr>
-      <w:r>
-        <w:t xml:space="preserve">마리나: 재시험 없는 시험. 당신네 대표님 마음에 드네요.</w:t>
-      </w:r>
-    </w:p>
-    <w:p>
-      <w:pPr>
-        <w:pStyle w:val="BodyText"/>
-      </w:pPr>
-      <w:r>
-        <w:t xml:space="preserve">알렉세이: 그럼 의사들에게 보낼 편지가 — 시험이네요. 우리 모두의.</w:t>
-      </w:r>
-    </w:p>
-    <w:p>
-      <w:pPr>
-        <w:pStyle w:val="BodyText"/>
-      </w:pPr>
-      <w:r>
-        <w:t xml:space="preserve">올가: 그럼 내가 써요. 오늘. 「부득이하게」라는 말 없이. 「부득이하게」가 싫어요. 거짓말할 때 그렇게 쓰거든요.</w:t>
-      </w:r>
-    </w:p>
-    <w:p>
-      <w:pPr>
-        <w:pStyle w:val="BodyText"/>
-      </w:pPr>
-      <w:r>
-        <w:t xml:space="preserve">알렉세이: 쓰세요, 올가 페트로브나. 「부득이하게」 없이. 당신 목소리로.</w:t>
+        <w:t xml:space="preserve">도윤: 료샤, 모두 안녕하세요, 연결됐어요. 대표님과 최 부사장님이 함께 계세요. 이사회는 한 시간 전에 끝났어요.</w:t>
+      </w:r>
+    </w:p>
+    <w:p>
+      <w:pPr>
+        <w:pStyle w:val="BodyText"/>
+      </w:pPr>
+      <w:r>
+        <w:t xml:space="preserve">알렉세이: 도윤, 파트너 다섯 분이 다 여기 계시고 다 듣고 있어. 말해.</w:t>
+      </w:r>
+    </w:p>
+    <w:p>
+      <w:pPr>
+        <w:pStyle w:val="BodyText"/>
+      </w:pPr>
+      <w:r>
+        <w:t xml:space="preserve">도윤: 대표님이 먼저 묻고 싶으시대요. 세진 없이 여러분끼리 뭘 정하셨는지요.</w:t>
+      </w:r>
+    </w:p>
+    <w:p>
+      <w:pPr>
+        <w:pStyle w:val="BodyText"/>
+      </w:pPr>
+      <w:r>
+        <w:t xml:space="preserve">이리나: 환차손은 7,400만 루블이에요. 「모스트」가 2,500, 파트너들이 각자 형편대로 2,000을 져요. 나머지 2,900은 의사들 몫이고, 세진이 아무것도 안 진다면 가격 +12퍼센트예요. 세진 없이 우리가 할 수 있는 건 이게 전부예요.</w:t>
+      </w:r>
+    </w:p>
+    <w:p>
+      <w:pPr>
+        <w:pStyle w:val="BodyText"/>
+      </w:pPr>
+      <w:r>
+        <w:t xml:space="preserve">도윤: 대표님이 말없이 여러분을 보며 뭔가 계산하고 계세요. 그러고는 물으세요: 「파트너들이 스스로 냈나? 부탁 없이?」</w:t>
+      </w:r>
+    </w:p>
+    <w:p>
+      <w:pPr>
+        <w:pStyle w:val="BodyText"/>
+      </w:pPr>
+      <w:r>
+        <w:t xml:space="preserve">마리나: 스스로요. 아무도 부탁 안 했어요. 대표님께 전해 주세요: 페테르부르크가 3포인트를 냈다고. 동정이 아니라 계산으로요. 우린 1년 뒤에도, 5년 뒤에도, 10년 뒤에도 「모스트」가 필요해요. 그리고 세진 없는 「모스트」는 빈 선반이에요. 그러니까 당신들은 못 보실지 몰라도, 우리가 당신들도 붙잡고 있는 거예요.</w:t>
+      </w:r>
+    </w:p>
+    <w:p>
+      <w:pPr>
+        <w:pStyle w:val="BodyText"/>
+      </w:pPr>
+      <w:r>
+        <w:t xml:space="preserve">자보드치코프: 그리고 우랄이 4포인트를 낸다고 전해 주세요. 그중 하나는 젊은이 몫이고요.</w:t>
+      </w:r>
+    </w:p>
+    <w:p>
+      <w:pPr>
+        <w:pStyle w:val="BodyText"/>
+      </w:pPr>
+      <w:r>
+        <w:t xml:space="preserve">도윤: 알아들으셨어요. 이제 그 젊은이가 누구냐고 물으세요.</w:t>
+      </w:r>
+    </w:p>
+    <w:p>
+      <w:pPr>
+        <w:pStyle w:val="BodyText"/>
+      </w:pPr>
+      <w:r>
+        <w:t xml:space="preserve">케드로프: 저예요, 노보시비르스크의 케드로프. 1포인트를 내는데, 하나뿐이라 부끄러워요.</w:t>
+      </w:r>
+    </w:p>
+    <w:p>
+      <w:pPr>
+        <w:pStyle w:val="BodyText"/>
+      </w:pPr>
+      <w:r>
+        <w:t xml:space="preserve">도윤: 대표님 말씀이에요: 「젊은이의 1포인트는 연장자의 4포인트와 같다. 부끄러워하지 마라」.</w:t>
+      </w:r>
+    </w:p>
+    <w:p>
+      <w:pPr>
+        <w:pStyle w:val="BodyText"/>
+      </w:pPr>
+      <w:r>
+        <w:t xml:space="preserve">최: 내가 말해도 될까요? 세진은 한국 회사고, 우리 이사회는 달러로 계산해요. 우리에게 루블 환율은 손실이 아니에요. 아무것도 안 바뀌었어요: 당신들은 달러로 내고, 우린 달러로 받아요. 잔인한 게 아니라 회계예요. 그렇게 배웠고, 그렇게 생각하는 게 익숙해요.</w:t>
+      </w:r>
+    </w:p>
+    <w:p>
+      <w:pPr>
+        <w:pStyle w:val="BodyText"/>
+      </w:pPr>
+      <w:r>
+        <w:t xml:space="preserve">트카치: 아무것도 안 바뀌었다고요? 최 부사장님, 한국에도 그런 환율이 있었잖아요. 97년에 원화가 반 토막 났죠. 기억해요, 그때 블라디보스토크로 한국 냉장고를 날랐거든요. 연료비를 낼 돈이 없어서 한국 선장들이 항구에서 울었어요.</w:t>
+      </w:r>
+    </w:p>
+    <w:p>
+      <w:pPr>
+        <w:pStyle w:val="BodyText"/>
+      </w:pPr>
+      <w:r>
+        <w:t xml:space="preserve">최: 네, 반 토막 났죠. 그때 난 학생이었고, 아버지가 일자리를 잃으셨어요. 난… 그걸 기억해요.</w:t>
+      </w:r>
+    </w:p>
+    <w:p>
+      <w:pPr>
+        <w:pStyle w:val="BodyText"/>
+      </w:pPr>
+      <w:r>
+        <w:t xml:space="preserve">트카치: 그럼 아시겠네요. 환율은 화면 속 숫자가 아니에요. 일자리를 잃은 아버지예요.</w:t>
+      </w:r>
+    </w:p>
+    <w:p>
+      <w:pPr>
+        <w:pStyle w:val="BodyText"/>
+      </w:pPr>
+      <w:r>
+        <w:t xml:space="preserve">도윤: 대표님이 최 부사장에게 한국어로 오래 말씀하세요. 짧게 통역해도 될까요?</w:t>
+      </w:r>
+    </w:p>
+    <w:p>
+      <w:pPr>
+        <w:pStyle w:val="BodyText"/>
+      </w:pPr>
+      <w:r>
+        <w:t xml:space="preserve">알렉세이: 통역해, 도윤. 다만 있는 그대로, 하나도 부드럽게 바꾸지 말고.</w:t>
+      </w:r>
+    </w:p>
+    <w:p>
+      <w:pPr>
+        <w:pStyle w:val="BodyText"/>
+      </w:pPr>
+      <w:r>
+        <w:t xml:space="preserve">도윤: 이렇게 말씀하셨어요: 「97년에 일본이 유예로 우리를 도왔고, 우린 그걸 잊지 않았다. 32년이 지났고, 이제 우리 차례다. 러시아 사람들이 가난해서가 아니라, 우리가 기억하기 때문에」.</w:t>
+      </w:r>
+    </w:p>
+    <w:p>
+      <w:pPr>
+        <w:pStyle w:val="BodyText"/>
+      </w:pPr>
+      <w:r>
+        <w:t xml:space="preserve">최: 대표님… 그럼 결정은 어떻게 되나요?</w:t>
+      </w:r>
+    </w:p>
+    <w:p>
+      <w:pPr>
+        <w:pStyle w:val="BodyText"/>
+      </w:pPr>
+      <w:r>
+        <w:t xml:space="preserve">도윤: 대표님 말씀: 「결정은 월말에. 먼저 그들이 의사들에게 어떻게 말하는지 보고 싶다. 정직하게 말하면 우리도 우리 몫을 지겠다」. 이게 다예요. 그러고는 일어나셨고 이사회가 끝났어요. 최 부사장님은 남아 앉아서 수첩에 뭔가 쓰고 계세요.</w:t>
+      </w:r>
+    </w:p>
+    <w:p>
+      <w:pPr>
+        <w:pStyle w:val="BodyText"/>
+      </w:pPr>
+      <w:r>
+        <w:t xml:space="preserve">이리나: 「정직하게 말하면」. 도윤, 그게 조건이에요?</w:t>
+      </w:r>
+    </w:p>
+    <w:p>
+      <w:pPr>
+        <w:pStyle w:val="BodyText"/>
+      </w:pPr>
+      <w:r>
+        <w:t xml:space="preserve">도윤: 아니요, 조건이 아니라 시험이에요. 코르닐로바 때처럼요. 재시험은 없어요.</w:t>
+      </w:r>
+    </w:p>
+    <w:p>
+      <w:pPr>
+        <w:pStyle w:val="BodyText"/>
+      </w:pPr>
+      <w:r>
+        <w:t xml:space="preserve">마리나: 재시험 없는 시험이라 — 엄하시긴 해도 당신네 대표님 마음에 드네요.</w:t>
+      </w:r>
+    </w:p>
+    <w:p>
+      <w:pPr>
+        <w:pStyle w:val="BodyText"/>
+      </w:pPr>
+      <w:r>
+        <w:t xml:space="preserve">알렉세이: 그럼 의사들에게 보낼 편지가 우리 모두의 시험이네요.</w:t>
+      </w:r>
+    </w:p>
+    <w:p>
+      <w:pPr>
+        <w:pStyle w:val="BodyText"/>
+      </w:pPr>
+      <w:r>
+        <w:t xml:space="preserve">올가: 그럼 오늘 내가 쓸게요, 「부득이하게」라는 말 없이요. 「부득이하게」는 싫어요. 거짓말할 때 그렇게 쓰거든요.</w:t>
+      </w:r>
+    </w:p>
+    <w:p>
+      <w:pPr>
+        <w:pStyle w:val="BodyText"/>
+      </w:pPr>
+      <w:r>
+        <w:t xml:space="preserve">알렉세이: 쓰세요, 올가 페트로브나. 「부득이하게」 없이, 늘 하시던 대로 당신 목소리로요.</w:t>
       </w:r>
     </w:p>
     <w:bookmarkEnd w:id="36"/>
@@ -4915,111 +4915,111 @@
         <w:pStyle w:val="FirstParagraph"/>
       </w:pPr>
       <w:r>
-        <w:t xml:space="preserve">올가: 회의록. 여섯 당사자. 「한 찻집」. 「모스트」 — 2,500. 파트너 — 형편대로. 의사 — 12 이하.</w:t>
-      </w:r>
-    </w:p>
-    <w:p>
-      <w:pPr>
-        <w:pStyle w:val="BodyText"/>
-      </w:pPr>
-      <w:r>
-        <w:t xml:space="preserve">마리나: 서명해요. 반듯하게. 페테르부르크.</w:t>
-      </w:r>
-    </w:p>
-    <w:p>
-      <w:pPr>
-        <w:pStyle w:val="BodyText"/>
-      </w:pPr>
-      <w:r>
-        <w:t xml:space="preserve">루스템: 서명해요. 여백엔 타타르어로도. 아이다르가 부탁했어요. 「베르게」. 함께.</w:t>
-      </w:r>
-    </w:p>
-    <w:p>
-      <w:pPr>
-        <w:pStyle w:val="BodyText"/>
-      </w:pPr>
-      <w:r>
-        <w:t xml:space="preserve">자보드치코프: 서명해요. 꾹 눌러서. 우랄. 볼펜이 부러진 것 같네요.</w:t>
-      </w:r>
-    </w:p>
-    <w:p>
-      <w:pPr>
-        <w:pStyle w:val="BodyText"/>
-      </w:pPr>
-      <w:r>
-        <w:t xml:space="preserve">트카치: 서명해요. 이제 — 게. 녹았어요. 뇌물 아니에요. 점심이에요.</w:t>
-      </w:r>
-    </w:p>
-    <w:p>
-      <w:pPr>
-        <w:pStyle w:val="BodyText"/>
-      </w:pPr>
-      <w:r>
-        <w:t xml:space="preserve">케드로프: 제가 마지막에 서명해도 될까요? 선배들이 어떻게 서명하는지 보려고요.</w:t>
-      </w:r>
-    </w:p>
-    <w:p>
-      <w:pPr>
-        <w:pStyle w:val="BodyText"/>
-      </w:pPr>
-      <w:r>
-        <w:t xml:space="preserve">알렉세이: 그러세요. 키릴, 명찰 보관해. 다섯 개 전부. 기록 보관함에. 판지 옆에.</w:t>
-      </w:r>
-    </w:p>
-    <w:p>
-      <w:pPr>
-        <w:pStyle w:val="BodyText"/>
-      </w:pPr>
-      <w:r>
-        <w:t xml:space="preserve">키릴: 보관할게요. 뒷면에 날짜도 쓸게요. 첫 모임. 기쁨은 없었지만. 함께.</w:t>
-      </w:r>
-    </w:p>
-    <w:p>
-      <w:pPr>
-        <w:pStyle w:val="BodyText"/>
-      </w:pPr>
-      <w:r>
-        <w:t xml:space="preserve">이리나: 알렉세이. 은행에서 전화예요. 나쁜 거.</w:t>
-      </w:r>
-    </w:p>
-    <w:p>
-      <w:pPr>
-        <w:pStyle w:val="BodyText"/>
-      </w:pPr>
-      <w:r>
-        <w:t xml:space="preserve">알렉세이: 무슨 은행이요? 오늘?</w:t>
-      </w:r>
-    </w:p>
-    <w:p>
-      <w:pPr>
-        <w:pStyle w:val="BodyText"/>
-      </w:pPr>
-      <w:r>
-        <w:t xml:space="preserve">이리나: 우리 은행. 지난 배송분 한국 송금이 금요일에 나갔어요. 오늘 중개 은행이 그걸 멈췄어요.</w:t>
-      </w:r>
-    </w:p>
-    <w:p>
-      <w:pPr>
-        <w:pStyle w:val="BodyText"/>
-      </w:pPr>
-      <w:r>
-        <w:t xml:space="preserve">올가: 멈췄다고요? 얼마나요?</w:t>
-      </w:r>
-    </w:p>
-    <w:p>
-      <w:pPr>
-        <w:pStyle w:val="BodyText"/>
-      </w:pPr>
-      <w:r>
-        <w:t xml:space="preserve">이리나: 말을 안 해요. 서류를 요구했어요. 「송금 지연, 확인 시까지」. 세진은 수요일에 돈을 기다려요.</w:t>
-      </w:r>
-    </w:p>
-    <w:p>
-      <w:pPr>
-        <w:pStyle w:val="BodyText"/>
-      </w:pPr>
-      <w:r>
-        <w:t xml:space="preserve">알렉세이: 그럼 시험은 의사 편지만이 아니네요. 매일이 시험이에요.</w:t>
+        <w:t xml:space="preserve">올가: 회의록 읽을게요: 여섯 당사자, 「한 찻집」. 「모스트」 2,500, 파트너는 형편대로, 의사는 12 이하.</w:t>
+      </w:r>
+    </w:p>
+    <w:p>
+      <w:pPr>
+        <w:pStyle w:val="BodyText"/>
+      </w:pPr>
+      <w:r>
+        <w:t xml:space="preserve">마리나: 우리 식대로 반듯하게 서명해요. 페테르부르크.</w:t>
+      </w:r>
+    </w:p>
+    <w:p>
+      <w:pPr>
+        <w:pStyle w:val="BodyText"/>
+      </w:pPr>
+      <w:r>
+        <w:t xml:space="preserve">루스템: 서명해요. 아이다르가 부탁해서 여백엔 타타르어로도 써요. 「베르게」, 그러니까 「함께」.</w:t>
+      </w:r>
+    </w:p>
+    <w:p>
+      <w:pPr>
+        <w:pStyle w:val="BodyText"/>
+      </w:pPr>
+      <w:r>
+        <w:t xml:space="preserve">자보드치코프: 우랄식으로 꾹 눌러 서명해요. 볼펜은 부러진 것 같은데, 서명은 남았네요.</w:t>
+      </w:r>
+    </w:p>
+    <w:p>
+      <w:pPr>
+        <w:pStyle w:val="BodyText"/>
+      </w:pPr>
+      <w:r>
+        <w:t xml:space="preserve">트카치: 서명해요. 이제 게 먹어요, 벌써 녹았거든요. 뇌물 아니고 점심이에요.</w:t>
+      </w:r>
+    </w:p>
+    <w:p>
+      <w:pPr>
+        <w:pStyle w:val="BodyText"/>
+      </w:pPr>
+      <w:r>
+        <w:t xml:space="preserve">케드로프: 제가 마지막에 서명해도 될까요? 선배들이 어떻게 서명하는지 보고 싶어요.</w:t>
+      </w:r>
+    </w:p>
+    <w:p>
+      <w:pPr>
+        <w:pStyle w:val="BodyText"/>
+      </w:pPr>
+      <w:r>
+        <w:t xml:space="preserve">알렉세이: 그러세요. 키릴, 명찰 다섯 개 전부 보관해. 기록 보관함에 판지 옆에 넣자.</w:t>
+      </w:r>
+    </w:p>
+    <w:p>
+      <w:pPr>
+        <w:pStyle w:val="BodyText"/>
+      </w:pPr>
+      <w:r>
+        <w:t xml:space="preserve">키릴: 보관할게요. 뒷면에 날짜도 쓸게요: 첫 모임, 기쁨은 없었지만 함께였다.</w:t>
+      </w:r>
+    </w:p>
+    <w:p>
+      <w:pPr>
+        <w:pStyle w:val="BodyText"/>
+      </w:pPr>
+      <w:r>
+        <w:t xml:space="preserve">이리나: 알렉세이, 은행에서 전화가 왔는데 나쁜 소식이에요.</w:t>
+      </w:r>
+    </w:p>
+    <w:p>
+      <w:pPr>
+        <w:pStyle w:val="BodyText"/>
+      </w:pPr>
+      <w:r>
+        <w:t xml:space="preserve">알렉세이: 무슨 은행이요? 왜 하필 오늘?</w:t>
+      </w:r>
+    </w:p>
+    <w:p>
+      <w:pPr>
+        <w:pStyle w:val="BodyText"/>
+      </w:pPr>
+      <w:r>
+        <w:t xml:space="preserve">이리나: 우리 은행이요. 지난 배송분 한국 송금이 금요일에 나갔는데, 오늘 중개 은행이 그걸 멈췄어요.</w:t>
+      </w:r>
+    </w:p>
+    <w:p>
+      <w:pPr>
+        <w:pStyle w:val="BodyText"/>
+      </w:pPr>
+      <w:r>
+        <w:t xml:space="preserve">올가: 멈췄다고요? 얼마나 오래요?</w:t>
+      </w:r>
+    </w:p>
+    <w:p>
+      <w:pPr>
+        <w:pStyle w:val="BodyText"/>
+      </w:pPr>
+      <w:r>
+        <w:t xml:space="preserve">이리나: 말을 안 해요. 서류만 요구하면서 「송금 지연, 확인 시까지」라고 해요. 그런데 세진은 수요일에 돈을 기다려요.</w:t>
+      </w:r>
+    </w:p>
+    <w:p>
+      <w:pPr>
+        <w:pStyle w:val="BodyText"/>
+      </w:pPr>
+      <w:r>
+        <w:t xml:space="preserve">알렉세이: 그럼 시험은 의사 편지만이 아니네요. 이제 매일이 시험이에요.</w:t>
       </w:r>
     </w:p>
     <w:p>
